--- a/DocumentsAndDiagrams/docx/CURRENT_SYSTEM_ARCHITECTURE_ANALYSIS.docx
+++ b/DocumentsAndDiagrams/docx/CURRENT_SYSTEM_ARCHITECTURE_ANALYSIS.docx
@@ -344,7 +344,7 @@
           <w:spacing w:val="0"/>
           <w:color w:val="151312"/>
         </w:rPr>
-        <w:t xml:space="preserve">Analysis date: 2026-10-08.</w:t>
+        <w:t xml:space="preserve">Analysis date: 2026-10-10.</w:t>
       </w:r>
     </w:p>
     <w:p>
@@ -471,7 +471,7 @@
           <w:spacing w:val="0"/>
           <w:color w:val="151312"/>
         </w:rPr>
-        <w:t xml:space="preserve">Lab (ingest, review, trades), deploy (policy, backtest, approval), deployments (start, pause, stop, flatten, equity, odds, floor)</w:t>
+        <w:t xml:space="preserve">Dashboard (index quotes, paper positions and orders), markets (candle charts, manual paper orders), lab (ingest, clarify, review, trades), deploy (policy, backtest, approval), deployments (start, pause, stop, flatten, equity, odds, floor)</w:t>
       </w:r>
     </w:p>
     <w:p>
@@ -497,7 +497,27 @@
           <w:spacing w:val="0"/>
           <w:color w:val="151312"/>
         </w:rPr>
-        <w:t xml:space="preserve">Next.js 15.5.27, React 19.1.0, Tailwind CSS 4</w:t>
+        <w:t xml:space="preserve">Next.js 15.5.27, React 19.1.0, Tailwind CSS 4, </w:t>
+      </w:r>
+      <w:r>
+        <w:rPr>
+          <w:rFonts w:ascii=".AppleSystemUIFontMonospaced" w:hAnsi=".AppleSystemUIFontMonospaced" w:cs=".AppleSystemUIFontMonospaced"/>
+          <w:sz w:val="23"/>
+          <w:sz-cs w:val="23"/>
+          <w:spacing w:val="0"/>
+          <w:color w:val="151312"/>
+        </w:rPr>
+        <w:t xml:space="preserve">lightweight-charts</w:t>
+      </w:r>
+      <w:r>
+        <w:rPr>
+          <w:rFonts w:ascii="Helvetica" w:hAnsi="Helvetica" w:cs="Helvetica"/>
+          <w:sz w:val="25"/>
+          <w:sz-cs w:val="25"/>
+          <w:spacing w:val="0"/>
+          <w:color w:val="151312"/>
+        </w:rPr>
+        <w:t xml:space="preserve"> 5</w:t>
       </w:r>
     </w:p>
     <w:p>
@@ -563,6 +583,46 @@
           <w:spacing w:val="0"/>
           <w:color w:val="151312"/>
         </w:rPr>
+        <w:t xml:space="preserve">frontend/src/app/markets/page.tsx</w:t>
+      </w:r>
+      <w:r>
+        <w:rPr>
+          <w:rFonts w:ascii="Helvetica" w:hAnsi="Helvetica" w:cs="Helvetica"/>
+          <w:sz w:val="25"/>
+          <w:sz-cs w:val="25"/>
+          <w:spacing w:val="0"/>
+          <w:color w:val="151312"/>
+        </w:rPr>
+        <w:t xml:space="preserve">, </w:t>
+      </w:r>
+      <w:r>
+        <w:rPr>
+          <w:rFonts w:ascii=".AppleSystemUIFontMonospaced" w:hAnsi=".AppleSystemUIFontMonospaced" w:cs=".AppleSystemUIFontMonospaced"/>
+          <w:sz w:val="23"/>
+          <w:sz-cs w:val="23"/>
+          <w:spacing w:val="0"/>
+          <w:color w:val="151312"/>
+        </w:rPr>
+        <w:t xml:space="preserve">frontend/src/app/lab/page.tsx</w:t>
+      </w:r>
+      <w:r>
+        <w:rPr>
+          <w:rFonts w:ascii="Helvetica" w:hAnsi="Helvetica" w:cs="Helvetica"/>
+          <w:sz w:val="25"/>
+          <w:sz-cs w:val="25"/>
+          <w:spacing w:val="0"/>
+          <w:color w:val="151312"/>
+        </w:rPr>
+        <w:t xml:space="preserve">, </w:t>
+      </w:r>
+      <w:r>
+        <w:rPr>
+          <w:rFonts w:ascii=".AppleSystemUIFontMonospaced" w:hAnsi=".AppleSystemUIFontMonospaced" w:cs=".AppleSystemUIFontMonospaced"/>
+          <w:sz w:val="23"/>
+          <w:sz-cs w:val="23"/>
+          <w:spacing w:val="0"/>
+          <w:color w:val="151312"/>
+        </w:rPr>
         <w:t xml:space="preserve">frontend/src/app/deploy/page.tsx</w:t>
       </w:r>
       <w:r>
@@ -623,6 +683,26 @@
           <w:spacing w:val="0"/>
           <w:color w:val="151312"/>
         </w:rPr>
+        <w:t xml:space="preserve">frontend/src/lib/market.ts</w:t>
+      </w:r>
+      <w:r>
+        <w:rPr>
+          <w:rFonts w:ascii="Helvetica" w:hAnsi="Helvetica" w:cs="Helvetica"/>
+          <w:sz w:val="25"/>
+          <w:sz-cs w:val="25"/>
+          <w:spacing w:val="0"/>
+          <w:color w:val="151312"/>
+        </w:rPr>
+        <w:t xml:space="preserve">, </w:t>
+      </w:r>
+      <w:r>
+        <w:rPr>
+          <w:rFonts w:ascii=".AppleSystemUIFontMonospaced" w:hAnsi=".AppleSystemUIFontMonospaced" w:cs=".AppleSystemUIFontMonospaced"/>
+          <w:sz w:val="23"/>
+          <w:sz-cs w:val="23"/>
+          <w:spacing w:val="0"/>
+          <w:color w:val="151312"/>
+        </w:rPr>
         <w:t xml:space="preserve">frontend/src/lib/policy.ts</w:t>
       </w:r>
       <w:r>
@@ -817,7 +897,7 @@
           <w:spacing w:val="0"/>
           <w:color w:val="151312"/>
         </w:rPr>
-        <w:t xml:space="preserve">None</w:t>
+        <w:t xml:space="preserve">None. Market data reaches the browser through FastAPI</w:t>
       </w:r>
     </w:p>
     <w:p>
@@ -938,6 +1018,46 @@
           <w:spacing w:val="0"/>
           <w:color w:val="151312"/>
         </w:rPr>
+        <w:t xml:space="preserve">/markets</w:t>
+      </w:r>
+      <w:r>
+        <w:rPr>
+          <w:rFonts w:ascii="Helvetica" w:hAnsi="Helvetica" w:cs="Helvetica"/>
+          <w:sz w:val="25"/>
+          <w:sz-cs w:val="25"/>
+          <w:spacing w:val="0"/>
+          <w:color w:val="151312"/>
+        </w:rPr>
+        <w:t xml:space="preserve">, </w:t>
+      </w:r>
+      <w:r>
+        <w:rPr>
+          <w:rFonts w:ascii=".AppleSystemUIFontMonospaced" w:hAnsi=".AppleSystemUIFontMonospaced" w:cs=".AppleSystemUIFontMonospaced"/>
+          <w:sz w:val="23"/>
+          <w:sz-cs w:val="23"/>
+          <w:spacing w:val="0"/>
+          <w:color w:val="151312"/>
+        </w:rPr>
+        <w:t xml:space="preserve">/lab</w:t>
+      </w:r>
+      <w:r>
+        <w:rPr>
+          <w:rFonts w:ascii="Helvetica" w:hAnsi="Helvetica" w:cs="Helvetica"/>
+          <w:sz w:val="25"/>
+          <w:sz-cs w:val="25"/>
+          <w:spacing w:val="0"/>
+          <w:color w:val="151312"/>
+        </w:rPr>
+        <w:t xml:space="preserve">, </w:t>
+      </w:r>
+      <w:r>
+        <w:rPr>
+          <w:rFonts w:ascii=".AppleSystemUIFontMonospaced" w:hAnsi=".AppleSystemUIFontMonospaced" w:cs=".AppleSystemUIFontMonospaced"/>
+          <w:sz w:val="23"/>
+          <w:sz-cs w:val="23"/>
+          <w:spacing w:val="0"/>
+          <w:color w:val="151312"/>
+        </w:rPr>
         <w:t xml:space="preserve">/deploy</w:t>
       </w:r>
       <w:r>
@@ -1064,7 +1184,7 @@
           <w:spacing w:val="0"/>
           <w:color w:val="151312"/>
         </w:rPr>
-        <w:t xml:space="preserve">HTTP API for ingest, review, journal, audit, and live trading</w:t>
+        <w:t xml:space="preserve">HTTP API for ingest, review, journal, audit, live trading, market quotes, and manual paper orders</w:t>
       </w:r>
     </w:p>
     <w:p>
@@ -1197,6 +1317,26 @@
           <w:color w:val="151312"/>
         </w:rPr>
         <w:t xml:space="preserve">backend/app/api/live.py</w:t>
+      </w:r>
+      <w:r>
+        <w:rPr>
+          <w:rFonts w:ascii="Helvetica" w:hAnsi="Helvetica" w:cs="Helvetica"/>
+          <w:sz w:val="25"/>
+          <w:sz-cs w:val="25"/>
+          <w:spacing w:val="0"/>
+          <w:color w:val="151312"/>
+        </w:rPr>
+        <w:t xml:space="preserve">, </w:t>
+      </w:r>
+      <w:r>
+        <w:rPr>
+          <w:rFonts w:ascii=".AppleSystemUIFontMonospaced" w:hAnsi=".AppleSystemUIFontMonospaced" w:cs=".AppleSystemUIFontMonospaced"/>
+          <w:sz w:val="23"/>
+          <w:sz-cs w:val="23"/>
+          <w:spacing w:val="0"/>
+          <w:color w:val="151312"/>
+        </w:rPr>
+        <w:t xml:space="preserve">backend/app/api/market.py</w:t>
       </w:r>
       <w:r>
         <w:rPr>
@@ -1878,6 +2018,26 @@
           <w:spacing w:val="0"/>
           <w:color w:val="151312"/>
         </w:rPr>
+        <w:t xml:space="preserve">, </w:t>
+      </w:r>
+      <w:r>
+        <w:rPr>
+          <w:rFonts w:ascii=".AppleSystemUIFontMonospaced" w:hAnsi=".AppleSystemUIFontMonospaced" w:cs=".AppleSystemUIFontMonospaced"/>
+          <w:sz w:val="23"/>
+          <w:sz-cs w:val="23"/>
+          <w:spacing w:val="0"/>
+          <w:color w:val="151312"/>
+        </w:rPr>
+        <w:t xml:space="preserve">backend/app/strategies/clarify.py</w:t>
+      </w:r>
+      <w:r>
+        <w:rPr>
+          <w:rFonts w:ascii="Helvetica" w:hAnsi="Helvetica" w:cs="Helvetica"/>
+          <w:sz w:val="25"/>
+          <w:sz-cs w:val="25"/>
+          <w:spacing w:val="0"/>
+          <w:color w:val="151312"/>
+        </w:rPr>
         <w:t xml:space="preserve"/>
       </w:r>
     </w:p>
@@ -1914,7 +2074,27 @@
           <w:spacing w:val="0"/>
           <w:color w:val="151312"/>
         </w:rPr>
-        <w:t xml:space="preserve"> and </w:t>
+        <w:t xml:space="preserve">, </w:t>
+      </w:r>
+      <w:r>
+        <w:rPr>
+          <w:rFonts w:ascii=".AppleSystemUIFontMonospaced" w:hAnsi=".AppleSystemUIFontMonospaced" w:cs=".AppleSystemUIFontMonospaced"/>
+          <w:sz w:val="23"/>
+          <w:sz-cs w:val="23"/>
+          <w:spacing w:val="0"/>
+          <w:color w:val="151312"/>
+        </w:rPr>
+        <w:t xml:space="preserve">POST /api/ingest/clarify</w:t>
+      </w:r>
+      <w:r>
+        <w:rPr>
+          <w:rFonts w:ascii="Helvetica" w:hAnsi="Helvetica" w:cs="Helvetica"/>
+          <w:sz w:val="25"/>
+          <w:sz-cs w:val="25"/>
+          <w:spacing w:val="0"/>
+          <w:color w:val="151312"/>
+        </w:rPr>
+        <w:t xml:space="preserve">, and </w:t>
       </w:r>
       <w:r>
         <w:rPr>
@@ -4589,7 +4769,7 @@
           <w:spacing w:val="0"/>
           <w:color w:val="151312"/>
         </w:rPr>
-        <w:t xml:space="preserve">9. LLM</w:t>
+        <w:t xml:space="preserve">9. Markets and manual paper orders</w:t>
       </w:r>
     </w:p>
     <w:p>
@@ -4643,7 +4823,7 @@
           <w:spacing w:val="0"/>
           <w:color w:val="151312"/>
         </w:rPr>
-        <w:t xml:space="preserve">Chat model factory</w:t>
+        <w:t xml:space="preserve">Market screen backend</w:t>
       </w:r>
     </w:p>
     <w:p>
@@ -4669,17 +4849,53 @@
           <w:spacing w:val="0"/>
           <w:color w:val="151312"/>
         </w:rPr>
-        <w:t xml:space="preserve">Build the OpenAI or Anthropic chat client selected by </w:t>
-      </w:r>
-      <w:r>
-        <w:rPr>
-          <w:rFonts w:ascii=".AppleSystemUIFontMonospaced" w:hAnsi=".AppleSystemUIFontMonospaced" w:cs=".AppleSystemUIFontMonospaced"/>
-          <w:sz w:val="23"/>
-          <w:sz-cs w:val="23"/>
-          <w:spacing w:val="0"/>
-          <w:color w:val="151312"/>
-        </w:rPr>
-        <w:t xml:space="preserve">LLM_PROVIDER</w:t>
+        <w:t xml:space="preserve">Delayed quotes and candles for indices, NSE stocks, and global commodity futures. Manual paper orders with Indian charges, and positions netted from those orders</w:t>
+      </w:r>
+    </w:p>
+    <w:p>
+      <w:pPr/>
+      <w:r>
+        <w:rPr>
+          <w:rFonts w:ascii="Helvetica" w:hAnsi="Helvetica" w:cs="Helvetica"/>
+          <w:sz w:val="25"/>
+          <w:sz-cs w:val="25"/>
+          <w:spacing w:val="0"/>
+          <w:color w:val="151312"/>
+        </w:rPr>
+        <w:t xml:space="preserve">Main files</w:t>
+      </w:r>
+    </w:p>
+    <w:p>
+      <w:pPr/>
+      <w:r>
+        <w:rPr>
+          <w:rFonts w:ascii=".AppleSystemUIFontMonospaced" w:hAnsi=".AppleSystemUIFontMonospaced" w:cs=".AppleSystemUIFontMonospaced"/>
+          <w:sz w:val="23"/>
+          <w:sz-cs w:val="23"/>
+          <w:spacing w:val="0"/>
+          <w:color w:val="151312"/>
+        </w:rPr>
+        <w:t xml:space="preserve">backend/app/api/market.py</w:t>
+      </w:r>
+      <w:r>
+        <w:rPr>
+          <w:rFonts w:ascii="Helvetica" w:hAnsi="Helvetica" w:cs="Helvetica"/>
+          <w:sz w:val="25"/>
+          <w:sz-cs w:val="25"/>
+          <w:spacing w:val="0"/>
+          <w:color w:val="151312"/>
+        </w:rPr>
+        <w:t xml:space="preserve">, </w:t>
+      </w:r>
+      <w:r>
+        <w:rPr>
+          <w:rFonts w:ascii=".AppleSystemUIFontMonospaced" w:hAnsi=".AppleSystemUIFontMonospaced" w:cs=".AppleSystemUIFontMonospaced"/>
+          <w:sz w:val="23"/>
+          <w:sz-cs w:val="23"/>
+          <w:spacing w:val="0"/>
+          <w:color w:val="151312"/>
+        </w:rPr>
+        <w:t xml:space="preserve">backend/app/paper.py</w:t>
       </w:r>
       <w:r>
         <w:rPr>
@@ -4702,20 +4918,40 @@
           <w:spacing w:val="0"/>
           <w:color w:val="151312"/>
         </w:rPr>
-        <w:t xml:space="preserve">Main files</w:t>
-      </w:r>
-    </w:p>
-    <w:p>
-      <w:pPr/>
-      <w:r>
-        <w:rPr>
-          <w:rFonts w:ascii=".AppleSystemUIFontMonospaced" w:hAnsi=".AppleSystemUIFontMonospaced" w:cs=".AppleSystemUIFontMonospaced"/>
-          <w:sz w:val="23"/>
-          <w:sz-cs w:val="23"/>
-          <w:spacing w:val="0"/>
-          <w:color w:val="151312"/>
-        </w:rPr>
-        <w:t xml:space="preserve">backend/app/llm.py</w:t>
+        <w:t xml:space="preserve">Invoked by</w:t>
+      </w:r>
+    </w:p>
+    <w:p>
+      <w:pPr/>
+      <w:r>
+        <w:rPr>
+          <w:rFonts w:ascii=".AppleSystemUIFontMonospaced" w:hAnsi=".AppleSystemUIFontMonospaced" w:cs=".AppleSystemUIFontMonospaced"/>
+          <w:sz w:val="23"/>
+          <w:sz-cs w:val="23"/>
+          <w:spacing w:val="0"/>
+          <w:color w:val="151312"/>
+        </w:rPr>
+        <w:t xml:space="preserve">/</w:t>
+      </w:r>
+      <w:r>
+        <w:rPr>
+          <w:rFonts w:ascii="Helvetica" w:hAnsi="Helvetica" w:cs="Helvetica"/>
+          <w:sz w:val="25"/>
+          <w:sz-cs w:val="25"/>
+          <w:spacing w:val="0"/>
+          <w:color w:val="151312"/>
+        </w:rPr>
+        <w:t xml:space="preserve">, </w:t>
+      </w:r>
+      <w:r>
+        <w:rPr>
+          <w:rFonts w:ascii=".AppleSystemUIFontMonospaced" w:hAnsi=".AppleSystemUIFontMonospaced" w:cs=".AppleSystemUIFontMonospaced"/>
+          <w:sz w:val="23"/>
+          <w:sz-cs w:val="23"/>
+          <w:spacing w:val="0"/>
+          <w:color w:val="151312"/>
+        </w:rPr>
+        <w:t xml:space="preserve">/markets</w:t>
       </w:r>
       <w:r>
         <w:rPr>
@@ -4738,66 +4974,76 @@
           <w:spacing w:val="0"/>
           <w:color w:val="151312"/>
         </w:rPr>
-        <w:t xml:space="preserve">Call sites</w:t>
-      </w:r>
-    </w:p>
-    <w:p>
-      <w:pPr/>
-      <w:r>
-        <w:rPr>
-          <w:rFonts w:ascii="Helvetica" w:hAnsi="Helvetica" w:cs="Helvetica"/>
-          <w:sz w:val="25"/>
-          <w:sz-cs w:val="25"/>
-          <w:spacing w:val="0"/>
-          <w:color w:val="151312"/>
-        </w:rPr>
-        <w:t xml:space="preserve">Extractor, improvement rationale, trade opinion, post-trade lesson, optional </w:t>
-      </w:r>
-      <w:r>
-        <w:rPr>
-          <w:rFonts w:ascii=".AppleSystemUIFontMonospaced" w:hAnsi=".AppleSystemUIFontMonospaced" w:cs=".AppleSystemUIFontMonospaced"/>
-          <w:sz w:val="23"/>
-          <w:sz-cs w:val="23"/>
-          <w:spacing w:val="0"/>
-          <w:color w:val="151312"/>
-        </w:rPr>
-        <w:t xml:space="preserve">--explain</w:t>
-      </w:r>
-      <w:r>
-        <w:rPr>
-          <w:rFonts w:ascii="Helvetica" w:hAnsi="Helvetica" w:cs="Helvetica"/>
-          <w:sz w:val="25"/>
-          <w:sz-cs w:val="25"/>
-          <w:spacing w:val="0"/>
-          <w:color w:val="151312"/>
-        </w:rPr>
-        <w:t xml:space="preserve"> note</w:t>
-      </w:r>
-    </w:p>
-    <w:p>
-      <w:pPr/>
-      <w:r>
-        <w:rPr>
-          <w:rFonts w:ascii="Helvetica" w:hAnsi="Helvetica" w:cs="Helvetica"/>
-          <w:sz w:val="25"/>
-          <w:sz-cs w:val="25"/>
-          <w:spacing w:val="0"/>
-          <w:color w:val="151312"/>
-        </w:rPr>
-        <w:t xml:space="preserve">Not a call site</w:t>
-      </w:r>
-    </w:p>
-    <w:p>
-      <w:pPr/>
-      <w:r>
-        <w:rPr>
-          <w:rFonts w:ascii="Helvetica" w:hAnsi="Helvetica" w:cs="Helvetica"/>
-          <w:sz w:val="25"/>
-          <w:sz-cs w:val="25"/>
-          <w:spacing w:val="0"/>
-          <w:color w:val="151312"/>
-        </w:rPr>
-        <w:t xml:space="preserve">Order placement, exits, and risk checks</w:t>
+        <w:t xml:space="preserve">External deps</w:t>
+      </w:r>
+    </w:p>
+    <w:p>
+      <w:pPr/>
+      <w:r>
+        <w:rPr>
+          <w:rFonts w:ascii="Helvetica" w:hAnsi="Helvetica" w:cs="Helvetica"/>
+          <w:sz w:val="25"/>
+          <w:sz-cs w:val="25"/>
+          <w:spacing w:val="0"/>
+          <w:color w:val="151312"/>
+        </w:rPr>
+        <w:t xml:space="preserve">Yahoo Finance's unofficial chart API over </w:t>
+      </w:r>
+      <w:r>
+        <w:rPr>
+          <w:rFonts w:ascii=".AppleSystemUIFontMonospaced" w:hAnsi=".AppleSystemUIFontMonospaced" w:cs=".AppleSystemUIFontMonospaced"/>
+          <w:sz w:val="23"/>
+          <w:sz-cs w:val="23"/>
+          <w:spacing w:val="0"/>
+          <w:color w:val="151312"/>
+        </w:rPr>
+        <w:t xml:space="preserve">httpx</w:t>
+      </w:r>
+      <w:r>
+        <w:rPr>
+          <w:rFonts w:ascii="Helvetica" w:hAnsi="Helvetica" w:cs="Helvetica"/>
+          <w:sz w:val="25"/>
+          <w:sz-cs w:val="25"/>
+          <w:spacing w:val="0"/>
+          <w:color w:val="151312"/>
+        </w:rPr>
+        <w:t xml:space="preserve">. Delayed, no MCX data, can change without notice</w:t>
+      </w:r>
+    </w:p>
+    <w:p>
+      <w:pPr/>
+      <w:r>
+        <w:rPr>
+          <w:rFonts w:ascii="Helvetica" w:hAnsi="Helvetica" w:cs="Helvetica"/>
+          <w:sz w:val="25"/>
+          <w:sz-cs w:val="25"/>
+          <w:spacing w:val="0"/>
+          <w:color w:val="151312"/>
+        </w:rPr>
+        <w:t xml:space="preserve">Database</w:t>
+      </w:r>
+    </w:p>
+    <w:p>
+      <w:pPr/>
+      <w:r>
+        <w:rPr>
+          <w:rFonts w:ascii=".AppleSystemUIFontMonospaced" w:hAnsi=".AppleSystemUIFontMonospaced" w:cs=".AppleSystemUIFontMonospaced"/>
+          <w:sz w:val="23"/>
+          <w:sz-cs w:val="23"/>
+          <w:spacing w:val="0"/>
+          <w:color w:val="151312"/>
+        </w:rPr>
+        <w:t xml:space="preserve">paper_orders</w:t>
+      </w:r>
+      <w:r>
+        <w:rPr>
+          <w:rFonts w:ascii="Helvetica" w:hAnsi="Helvetica" w:cs="Helvetica"/>
+          <w:sz w:val="25"/>
+          <w:sz-cs w:val="25"/>
+          <w:spacing w:val="0"/>
+          <w:color w:val="151312"/>
+        </w:rPr>
+        <w:t xml:space="preserve"> in the research database (append-only). Quotes and candles are not stored</w:t>
       </w:r>
     </w:p>
     <w:p>
@@ -4806,33 +5052,63 @@
       </w:pPr>
       <w:r>
         <w:rPr>
-          <w:rFonts w:ascii=".AppleSystemUIFontMonospaced" w:hAnsi=".AppleSystemUIFontMonospaced" w:cs=".AppleSystemUIFontMonospaced"/>
-          <w:sz w:val="23"/>
-          <w:sz-cs w:val="23"/>
-          <w:spacing w:val="0"/>
-          <w:color w:val="151312"/>
-        </w:rPr>
-        <w:t xml:space="preserve">LLM_TRADE_OPINION</w:t>
-      </w:r>
-      <w:r>
-        <w:rPr>
-          <w:rFonts w:ascii="Helvetica" w:hAnsi="Helvetica" w:cs="Helvetica"/>
-          <w:sz w:val="25"/>
-          <w:sz-cs w:val="25"/>
-          <w:spacing w:val="0"/>
-          <w:color w:val="151312"/>
-        </w:rPr>
-        <w:t xml:space="preserve"> is </w:t>
-      </w:r>
-      <w:r>
-        <w:rPr>
-          <w:rFonts w:ascii=".AppleSystemUIFontMonospaced" w:hAnsi=".AppleSystemUIFontMonospaced" w:cs=".AppleSystemUIFontMonospaced"/>
-          <w:sz w:val="23"/>
-          <w:sz-cs w:val="23"/>
-          <w:spacing w:val="0"/>
-          <w:color w:val="151312"/>
-        </w:rPr>
-        <w:t xml:space="preserve">off</w:t>
+          <w:rFonts w:ascii="Helvetica" w:hAnsi="Helvetica" w:cs="Helvetica"/>
+          <w:sz w:val="25"/>
+          <w:sz-cs w:val="25"/>
+          <w:spacing w:val="0"/>
+          <w:color w:val="151312"/>
+        </w:rPr>
+        <w:t xml:space="preserve">Paper orders are separate from the Trade Crew and from </w:t>
+      </w:r>
+      <w:r>
+        <w:rPr>
+          <w:rFonts w:ascii=".AppleSystemUIFontMonospaced" w:hAnsi=".AppleSystemUIFontMonospaced" w:cs=".AppleSystemUIFontMonospaced"/>
+          <w:sz w:val="23"/>
+          <w:sz-cs w:val="23"/>
+          <w:spacing w:val="0"/>
+          <w:color w:val="151312"/>
+        </w:rPr>
+        <w:t xml:space="preserve">orders</w:t>
+      </w:r>
+      <w:r>
+        <w:rPr>
+          <w:rFonts w:ascii="Helvetica" w:hAnsi="Helvetica" w:cs="Helvetica"/>
+          <w:sz w:val="25"/>
+          <w:sz-cs w:val="25"/>
+          <w:spacing w:val="0"/>
+          <w:color w:val="151312"/>
+        </w:rPr>
+        <w:t xml:space="preserve"> in the live database. Commodities are view-only. Stocks trade as shares (</w:t>
+      </w:r>
+      <w:r>
+        <w:rPr>
+          <w:rFonts w:ascii=".AppleSystemUIFontMonospaced" w:hAnsi=".AppleSystemUIFontMonospaced" w:cs=".AppleSystemUIFontMonospaced"/>
+          <w:sz w:val="23"/>
+          <w:sz-cs w:val="23"/>
+          <w:spacing w:val="0"/>
+          <w:color w:val="151312"/>
+        </w:rPr>
+        <w:t xml:space="preserve">EQ</w:t>
+      </w:r>
+      <w:r>
+        <w:rPr>
+          <w:rFonts w:ascii="Helvetica" w:hAnsi="Helvetica" w:cs="Helvetica"/>
+          <w:sz w:val="25"/>
+          <w:sz-cs w:val="25"/>
+          <w:spacing w:val="0"/>
+          <w:color w:val="151312"/>
+        </w:rPr>
+        <w:t xml:space="preserve">) only. Index orders are </w:t>
+      </w:r>
+      <w:r>
+        <w:rPr>
+          <w:rFonts w:ascii=".AppleSystemUIFontMonospaced" w:hAnsi=".AppleSystemUIFontMonospaced" w:cs=".AppleSystemUIFontMonospaced"/>
+          <w:sz w:val="23"/>
+          <w:sz-cs w:val="23"/>
+          <w:spacing w:val="0"/>
+          <w:color w:val="151312"/>
+        </w:rPr>
+        <w:t xml:space="preserve">FUT</w:t>
       </w:r>
       <w:r>
         <w:rPr>
@@ -4852,7 +5128,7 @@
           <w:spacing w:val="0"/>
           <w:color w:val="151312"/>
         </w:rPr>
-        <w:t xml:space="preserve">shadow</w:t>
+        <w:t xml:space="preserve">CE</w:t>
       </w:r>
       <w:r>
         <w:rPr>
@@ -4872,37 +5148,57 @@
           <w:spacing w:val="0"/>
           <w:color w:val="151312"/>
         </w:rPr>
-        <w:t xml:space="preserve">veto</w:t>
-      </w:r>
-      <w:r>
-        <w:rPr>
-          <w:rFonts w:ascii="Helvetica" w:hAnsi="Helvetica" w:cs="Helvetica"/>
-          <w:sz w:val="25"/>
-          <w:sz-cs w:val="25"/>
-          <w:spacing w:val="0"/>
-          <w:color w:val="151312"/>
-        </w:rPr>
-        <w:t xml:space="preserve">. Veto is also enabled per deployment and can only skip or reduce lots. Live accounts stay refused unless </w:t>
-      </w:r>
-      <w:r>
-        <w:rPr>
-          <w:rFonts w:ascii=".AppleSystemUIFontMonospaced" w:hAnsi=".AppleSystemUIFontMonospaced" w:cs=".AppleSystemUIFontMonospaced"/>
-          <w:sz w:val="23"/>
-          <w:sz-cs w:val="23"/>
-          <w:spacing w:val="0"/>
-          <w:color w:val="151312"/>
-        </w:rPr>
-        <w:t xml:space="preserve">LLM_VETO_LIVE_ALLOWED=true</w:t>
-      </w:r>
-      <w:r>
-        <w:rPr>
-          <w:rFonts w:ascii="Helvetica" w:hAnsi="Helvetica" w:cs="Helvetica"/>
-          <w:sz w:val="25"/>
-          <w:sz-cs w:val="25"/>
-          <w:spacing w:val="0"/>
-          <w:color w:val="151312"/>
-        </w:rPr>
-        <w:t xml:space="preserve">.</w:t>
+        <w:t xml:space="preserve">PE</w:t>
+      </w:r>
+      <w:r>
+        <w:rPr>
+          <w:rFonts w:ascii="Helvetica" w:hAnsi="Helvetica" w:cs="Helvetica"/>
+          <w:sz w:val="25"/>
+          <w:sz-cs w:val="25"/>
+          <w:spacing w:val="0"/>
+          <w:color w:val="151312"/>
+        </w:rPr>
+        <w:t xml:space="preserve"> and need a lot size from </w:t>
+      </w:r>
+      <w:r>
+        <w:rPr>
+          <w:rFonts w:ascii=".AppleSystemUIFontMonospaced" w:hAnsi=".AppleSystemUIFontMonospaced" w:cs=".AppleSystemUIFontMonospaced"/>
+          <w:sz w:val="23"/>
+          <w:sz-cs w:val="23"/>
+          <w:spacing w:val="0"/>
+          <w:color w:val="151312"/>
+        </w:rPr>
+        <w:t xml:space="preserve">LOT_SIZES</w:t>
+      </w:r>
+      <w:r>
+        <w:rPr>
+          <w:rFonts w:ascii="Helvetica" w:hAnsi="Helvetica" w:cs="Helvetica"/>
+          <w:sz w:val="25"/>
+          <w:sz-cs w:val="25"/>
+          <w:spacing w:val="0"/>
+          <w:color w:val="151312"/>
+        </w:rPr>
+        <w:t xml:space="preserve">. Charges use the cost profile with slippage 0; futures and delivery equity use fixed FY2025-26 rates in </w:t>
+      </w:r>
+      <w:r>
+        <w:rPr>
+          <w:rFonts w:ascii=".AppleSystemUIFontMonospaced" w:hAnsi=".AppleSystemUIFontMonospaced" w:cs=".AppleSystemUIFontMonospaced"/>
+          <w:sz w:val="23"/>
+          <w:sz-cs w:val="23"/>
+          <w:spacing w:val="0"/>
+          <w:color w:val="151312"/>
+        </w:rPr>
+        <w:t xml:space="preserve">backend/app/paper.py</w:t>
+      </w:r>
+      <w:r>
+        <w:rPr>
+          <w:rFonts w:ascii="Helvetica" w:hAnsi="Helvetica" w:cs="Helvetica"/>
+          <w:sz w:val="25"/>
+          <w:sz-cs w:val="25"/>
+          <w:spacing w:val="0"/>
+          <w:color w:val="151312"/>
+        </w:rPr>
+        <w:t xml:space="preserve">. Positions mark shares and futures at the latest quote, with index spot as the futures proxy. Options are not marked.</w:t>
       </w:r>
     </w:p>
     <w:p>
@@ -4918,7 +5214,7 @@
           <w:spacing w:val="0"/>
           <w:color w:val="151312"/>
         </w:rPr>
-        <w:t xml:space="preserve">10. Auth</w:t>
+        <w:t xml:space="preserve">10. LLM</w:t>
       </w:r>
     </w:p>
     <w:p>
@@ -4972,7 +5268,7 @@
           <w:spacing w:val="0"/>
           <w:color w:val="151312"/>
         </w:rPr>
-        <w:t xml:space="preserve">Static API tokens</w:t>
+        <w:t xml:space="preserve">Chat model factory</w:t>
       </w:r>
     </w:p>
     <w:p>
@@ -4998,7 +5294,27 @@
           <w:spacing w:val="0"/>
           <w:color w:val="151312"/>
         </w:rPr>
-        <w:t xml:space="preserve">Optional Bearer auth. The token name becomes the audit actor</w:t>
+        <w:t xml:space="preserve">Build the OpenAI or Anthropic chat client selected by </w:t>
+      </w:r>
+      <w:r>
+        <w:rPr>
+          <w:rFonts w:ascii=".AppleSystemUIFontMonospaced" w:hAnsi=".AppleSystemUIFontMonospaced" w:cs=".AppleSystemUIFontMonospaced"/>
+          <w:sz w:val="23"/>
+          <w:sz-cs w:val="23"/>
+          <w:spacing w:val="0"/>
+          <w:color w:val="151312"/>
+        </w:rPr>
+        <w:t xml:space="preserve">LLM_PROVIDER</w:t>
+      </w:r>
+      <w:r>
+        <w:rPr>
+          <w:rFonts w:ascii="Helvetica" w:hAnsi="Helvetica" w:cs="Helvetica"/>
+          <w:sz w:val="25"/>
+          <w:sz-cs w:val="25"/>
+          <w:spacing w:val="0"/>
+          <w:color w:val="151312"/>
+        </w:rPr>
+        <w:t xml:space="preserve"/>
       </w:r>
     </w:p>
     <w:p>
@@ -5024,47 +5340,7 @@
           <w:spacing w:val="0"/>
           <w:color w:val="151312"/>
         </w:rPr>
-        <w:t xml:space="preserve">backend/app/auth/__init__.py</w:t>
-      </w:r>
-      <w:r>
-        <w:rPr>
-          <w:rFonts w:ascii="Helvetica" w:hAnsi="Helvetica" w:cs="Helvetica"/>
-          <w:sz w:val="25"/>
-          <w:sz-cs w:val="25"/>
-          <w:spacing w:val="0"/>
-          <w:color w:val="151312"/>
-        </w:rPr>
-        <w:t xml:space="preserve">, </w:t>
-      </w:r>
-      <w:r>
-        <w:rPr>
-          <w:rFonts w:ascii=".AppleSystemUIFontMonospaced" w:hAnsi=".AppleSystemUIFontMonospaced" w:cs=".AppleSystemUIFontMonospaced"/>
-          <w:sz w:val="23"/>
-          <w:sz-cs w:val="23"/>
-          <w:spacing w:val="0"/>
-          <w:color w:val="151312"/>
-        </w:rPr>
-        <w:t xml:space="preserve">backend/app/auth/__main__.py</w:t>
-      </w:r>
-      <w:r>
-        <w:rPr>
-          <w:rFonts w:ascii="Helvetica" w:hAnsi="Helvetica" w:cs="Helvetica"/>
-          <w:sz w:val="25"/>
-          <w:sz-cs w:val="25"/>
-          <w:spacing w:val="0"/>
-          <w:color w:val="151312"/>
-        </w:rPr>
-        <w:t xml:space="preserve">, </w:t>
-      </w:r>
-      <w:r>
-        <w:rPr>
-          <w:rFonts w:ascii=".AppleSystemUIFontMonospaced" w:hAnsi=".AppleSystemUIFontMonospaced" w:cs=".AppleSystemUIFontMonospaced"/>
-          <w:sz w:val="23"/>
-          <w:sz-cs w:val="23"/>
-          <w:spacing w:val="0"/>
-          <w:color w:val="151312"/>
-        </w:rPr>
-        <w:t xml:space="preserve">backend/app/api/common.py</w:t>
+        <w:t xml:space="preserve">backend/app/llm.py</w:t>
       </w:r>
       <w:r>
         <w:rPr>
@@ -5087,166 +5363,66 @@
           <w:spacing w:val="0"/>
           <w:color w:val="151312"/>
         </w:rPr>
-        <w:t xml:space="preserve">Storage of tokens</w:t>
-      </w:r>
-    </w:p>
-    <w:p>
-      <w:pPr/>
-      <w:r>
-        <w:rPr>
-          <w:rFonts w:ascii="Helvetica" w:hAnsi="Helvetica" w:cs="Helvetica"/>
-          <w:sz w:val="25"/>
-          <w:sz-cs w:val="25"/>
-          <w:spacing w:val="0"/>
-          <w:color w:val="151312"/>
-        </w:rPr>
-        <w:t xml:space="preserve">SHA-256 hashes in </w:t>
-      </w:r>
-      <w:r>
-        <w:rPr>
-          <w:rFonts w:ascii=".AppleSystemUIFontMonospaced" w:hAnsi=".AppleSystemUIFontMonospaced" w:cs=".AppleSystemUIFontMonospaced"/>
-          <w:sz w:val="23"/>
-          <w:sz-cs w:val="23"/>
-          <w:spacing w:val="0"/>
-          <w:color w:val="151312"/>
-        </w:rPr>
-        <w:t xml:space="preserve">API_TOKENS</w:t>
-      </w:r>
-      <w:r>
-        <w:rPr>
-          <w:rFonts w:ascii="Helvetica" w:hAnsi="Helvetica" w:cs="Helvetica"/>
-          <w:sz w:val="25"/>
-          <w:sz-cs w:val="25"/>
-          <w:spacing w:val="0"/>
-          <w:color w:val="151312"/>
-        </w:rPr>
-        <w:t xml:space="preserve">. The token itself is printed once by </w:t>
-      </w:r>
-      <w:r>
-        <w:rPr>
-          <w:rFonts w:ascii=".AppleSystemUIFontMonospaced" w:hAnsi=".AppleSystemUIFontMonospaced" w:cs=".AppleSystemUIFontMonospaced"/>
-          <w:sz w:val="23"/>
-          <w:sz-cs w:val="23"/>
-          <w:spacing w:val="0"/>
-          <w:color w:val="151312"/>
-        </w:rPr>
-        <w:t xml:space="preserve">python -m app.auth new-token</w:t>
-      </w:r>
-      <w:r>
-        <w:rPr>
-          <w:rFonts w:ascii="Helvetica" w:hAnsi="Helvetica" w:cs="Helvetica"/>
-          <w:sz w:val="25"/>
-          <w:sz-cs w:val="25"/>
-          <w:spacing w:val="0"/>
-          <w:color w:val="151312"/>
-        </w:rPr>
-        <w:t xml:space="preserve"/>
-      </w:r>
-    </w:p>
-    <w:p>
-      <w:pPr/>
-      <w:r>
-        <w:rPr>
-          <w:rFonts w:ascii="Helvetica" w:hAnsi="Helvetica" w:cs="Helvetica"/>
-          <w:sz w:val="25"/>
-          <w:sz-cs w:val="25"/>
-          <w:spacing w:val="0"/>
-          <w:color w:val="151312"/>
-        </w:rPr>
-        <w:t xml:space="preserve">When </w:t>
-      </w:r>
-      <w:r>
-        <w:rPr>
-          <w:rFonts w:ascii=".AppleSystemUIFontMonospaced" w:hAnsi=".AppleSystemUIFontMonospaced" w:cs=".AppleSystemUIFontMonospaced"/>
-          <w:sz w:val="23"/>
-          <w:sz-cs w:val="23"/>
-          <w:spacing w:val="0"/>
-          <w:color w:val="151312"/>
-        </w:rPr>
-        <w:t xml:space="preserve">API_TOKENS</w:t>
-      </w:r>
-      <w:r>
-        <w:rPr>
-          <w:rFonts w:ascii="Helvetica" w:hAnsi="Helvetica" w:cs="Helvetica"/>
-          <w:sz w:val="25"/>
-          <w:sz-cs w:val="25"/>
-          <w:spacing w:val="0"/>
-          <w:color w:val="151312"/>
-        </w:rPr>
-        <w:t xml:space="preserve"> is empty</w:t>
-      </w:r>
-    </w:p>
-    <w:p>
-      <w:pPr/>
-      <w:r>
-        <w:rPr>
-          <w:rFonts w:ascii="Helvetica" w:hAnsi="Helvetica" w:cs="Helvetica"/>
-          <w:sz w:val="25"/>
-          <w:sz-cs w:val="25"/>
-          <w:spacing w:val="0"/>
-          <w:color w:val="151312"/>
-        </w:rPr>
-        <w:t xml:space="preserve">Research and paper mutating routes accept </w:t>
-      </w:r>
-      <w:r>
-        <w:rPr>
-          <w:rFonts w:ascii=".AppleSystemUIFontMonospaced" w:hAnsi=".AppleSystemUIFontMonospaced" w:cs=".AppleSystemUIFontMonospaced"/>
-          <w:sz w:val="23"/>
-          <w:sz-cs w:val="23"/>
-          <w:spacing w:val="0"/>
-          <w:color w:val="151312"/>
-        </w:rPr>
-        <w:t xml:space="preserve">X-Actor</w:t>
-      </w:r>
-      <w:r>
-        <w:rPr>
-          <w:rFonts w:ascii="Helvetica" w:hAnsi="Helvetica" w:cs="Helvetica"/>
-          <w:sz w:val="25"/>
-          <w:sz-cs w:val="25"/>
-          <w:spacing w:val="0"/>
-          <w:color w:val="151312"/>
-        </w:rPr>
-        <w:t xml:space="preserve">. Credential routes, live account creation, live approval, live start, live veto, live capital events, and </w:t>
-      </w:r>
-      <w:r>
-        <w:rPr>
-          <w:rFonts w:ascii=".AppleSystemUIFontMonospaced" w:hAnsi=".AppleSystemUIFontMonospaced" w:cs=".AppleSystemUIFontMonospaced"/>
-          <w:sz w:val="23"/>
-          <w:sz-cs w:val="23"/>
-          <w:spacing w:val="0"/>
-          <w:color w:val="151312"/>
-        </w:rPr>
-        <w:t xml:space="preserve">stop</w:t>
-      </w:r>
-      <w:r>
-        <w:rPr>
-          <w:rFonts w:ascii="Helvetica" w:hAnsi="Helvetica" w:cs="Helvetica"/>
-          <w:sz w:val="25"/>
-          <w:sz-cs w:val="25"/>
-          <w:spacing w:val="0"/>
-          <w:color w:val="151312"/>
-        </w:rPr>
-        <w:t xml:space="preserve"> with </w:t>
-      </w:r>
-      <w:r>
-        <w:rPr>
-          <w:rFonts w:ascii=".AppleSystemUIFontMonospaced" w:hAnsi=".AppleSystemUIFontMonospaced" w:cs=".AppleSystemUIFontMonospaced"/>
-          <w:sz w:val="23"/>
-          <w:sz-cs w:val="23"/>
-          <w:spacing w:val="0"/>
-          <w:color w:val="151312"/>
-        </w:rPr>
-        <w:t xml:space="preserve">flatten</w:t>
-      </w:r>
-      <w:r>
-        <w:rPr>
-          <w:rFonts w:ascii="Helvetica" w:hAnsi="Helvetica" w:cs="Helvetica"/>
-          <w:sz w:val="25"/>
-          <w:sz-cs w:val="25"/>
-          <w:spacing w:val="0"/>
-          <w:color w:val="151312"/>
-        </w:rPr>
-        <w:t xml:space="preserve"> still return 403</w:t>
+        <w:t xml:space="preserve">Call sites</w:t>
+      </w:r>
+    </w:p>
+    <w:p>
+      <w:pPr/>
+      <w:r>
+        <w:rPr>
+          <w:rFonts w:ascii="Helvetica" w:hAnsi="Helvetica" w:cs="Helvetica"/>
+          <w:sz w:val="25"/>
+          <w:sz-cs w:val="25"/>
+          <w:spacing w:val="0"/>
+          <w:color w:val="151312"/>
+        </w:rPr>
+        <w:t xml:space="preserve">Extractor, improvement rationale, trade opinion, post-trade lesson, optional </w:t>
+      </w:r>
+      <w:r>
+        <w:rPr>
+          <w:rFonts w:ascii=".AppleSystemUIFontMonospaced" w:hAnsi=".AppleSystemUIFontMonospaced" w:cs=".AppleSystemUIFontMonospaced"/>
+          <w:sz w:val="23"/>
+          <w:sz-cs w:val="23"/>
+          <w:spacing w:val="0"/>
+          <w:color w:val="151312"/>
+        </w:rPr>
+        <w:t xml:space="preserve">--explain</w:t>
+      </w:r>
+      <w:r>
+        <w:rPr>
+          <w:rFonts w:ascii="Helvetica" w:hAnsi="Helvetica" w:cs="Helvetica"/>
+          <w:sz w:val="25"/>
+          <w:sz-cs w:val="25"/>
+          <w:spacing w:val="0"/>
+          <w:color w:val="151312"/>
+        </w:rPr>
+        <w:t xml:space="preserve"> note</w:t>
+      </w:r>
+    </w:p>
+    <w:p>
+      <w:pPr/>
+      <w:r>
+        <w:rPr>
+          <w:rFonts w:ascii="Helvetica" w:hAnsi="Helvetica" w:cs="Helvetica"/>
+          <w:sz w:val="25"/>
+          <w:sz-cs w:val="25"/>
+          <w:spacing w:val="0"/>
+          <w:color w:val="151312"/>
+        </w:rPr>
+        <w:t xml:space="preserve">Not a call site</w:t>
+      </w:r>
+    </w:p>
+    <w:p>
+      <w:pPr/>
+      <w:r>
+        <w:rPr>
+          <w:rFonts w:ascii="Helvetica" w:hAnsi="Helvetica" w:cs="Helvetica"/>
+          <w:sz w:val="25"/>
+          <w:sz-cs w:val="25"/>
+          <w:spacing w:val="0"/>
+          <w:color w:val="151312"/>
+        </w:rPr>
+        <w:t xml:space="preserve">Order placement, exits, and risk checks</w:t>
       </w:r>
     </w:p>
     <w:p>
@@ -5255,13 +5431,103 @@
       </w:pPr>
       <w:r>
         <w:rPr>
-          <w:rFonts w:ascii="Helvetica" w:hAnsi="Helvetica" w:cs="Helvetica"/>
-          <w:sz w:val="25"/>
-          <w:sz-cs w:val="25"/>
-          <w:spacing w:val="0"/>
-          <w:color w:val="151312"/>
-        </w:rPr>
-        <w:t xml:space="preserve">There is no user table and no OAuth login.</w:t>
+          <w:rFonts w:ascii=".AppleSystemUIFontMonospaced" w:hAnsi=".AppleSystemUIFontMonospaced" w:cs=".AppleSystemUIFontMonospaced"/>
+          <w:sz w:val="23"/>
+          <w:sz-cs w:val="23"/>
+          <w:spacing w:val="0"/>
+          <w:color w:val="151312"/>
+        </w:rPr>
+        <w:t xml:space="preserve">LLM_TRADE_OPINION</w:t>
+      </w:r>
+      <w:r>
+        <w:rPr>
+          <w:rFonts w:ascii="Helvetica" w:hAnsi="Helvetica" w:cs="Helvetica"/>
+          <w:sz w:val="25"/>
+          <w:sz-cs w:val="25"/>
+          <w:spacing w:val="0"/>
+          <w:color w:val="151312"/>
+        </w:rPr>
+        <w:t xml:space="preserve"> is </w:t>
+      </w:r>
+      <w:r>
+        <w:rPr>
+          <w:rFonts w:ascii=".AppleSystemUIFontMonospaced" w:hAnsi=".AppleSystemUIFontMonospaced" w:cs=".AppleSystemUIFontMonospaced"/>
+          <w:sz w:val="23"/>
+          <w:sz-cs w:val="23"/>
+          <w:spacing w:val="0"/>
+          <w:color w:val="151312"/>
+        </w:rPr>
+        <w:t xml:space="preserve">off</w:t>
+      </w:r>
+      <w:r>
+        <w:rPr>
+          <w:rFonts w:ascii="Helvetica" w:hAnsi="Helvetica" w:cs="Helvetica"/>
+          <w:sz w:val="25"/>
+          <w:sz-cs w:val="25"/>
+          <w:spacing w:val="0"/>
+          <w:color w:val="151312"/>
+        </w:rPr>
+        <w:t xml:space="preserve">, </w:t>
+      </w:r>
+      <w:r>
+        <w:rPr>
+          <w:rFonts w:ascii=".AppleSystemUIFontMonospaced" w:hAnsi=".AppleSystemUIFontMonospaced" w:cs=".AppleSystemUIFontMonospaced"/>
+          <w:sz w:val="23"/>
+          <w:sz-cs w:val="23"/>
+          <w:spacing w:val="0"/>
+          <w:color w:val="151312"/>
+        </w:rPr>
+        <w:t xml:space="preserve">shadow</w:t>
+      </w:r>
+      <w:r>
+        <w:rPr>
+          <w:rFonts w:ascii="Helvetica" w:hAnsi="Helvetica" w:cs="Helvetica"/>
+          <w:sz w:val="25"/>
+          <w:sz-cs w:val="25"/>
+          <w:spacing w:val="0"/>
+          <w:color w:val="151312"/>
+        </w:rPr>
+        <w:t xml:space="preserve">, or </w:t>
+      </w:r>
+      <w:r>
+        <w:rPr>
+          <w:rFonts w:ascii=".AppleSystemUIFontMonospaced" w:hAnsi=".AppleSystemUIFontMonospaced" w:cs=".AppleSystemUIFontMonospaced"/>
+          <w:sz w:val="23"/>
+          <w:sz-cs w:val="23"/>
+          <w:spacing w:val="0"/>
+          <w:color w:val="151312"/>
+        </w:rPr>
+        <w:t xml:space="preserve">veto</w:t>
+      </w:r>
+      <w:r>
+        <w:rPr>
+          <w:rFonts w:ascii="Helvetica" w:hAnsi="Helvetica" w:cs="Helvetica"/>
+          <w:sz w:val="25"/>
+          <w:sz-cs w:val="25"/>
+          <w:spacing w:val="0"/>
+          <w:color w:val="151312"/>
+        </w:rPr>
+        <w:t xml:space="preserve">. Veto is also enabled per deployment and can only skip or reduce lots. Live accounts stay refused unless </w:t>
+      </w:r>
+      <w:r>
+        <w:rPr>
+          <w:rFonts w:ascii=".AppleSystemUIFontMonospaced" w:hAnsi=".AppleSystemUIFontMonospaced" w:cs=".AppleSystemUIFontMonospaced"/>
+          <w:sz w:val="23"/>
+          <w:sz-cs w:val="23"/>
+          <w:spacing w:val="0"/>
+          <w:color w:val="151312"/>
+        </w:rPr>
+        <w:t xml:space="preserve">LLM_VETO_LIVE_ALLOWED=true</w:t>
+      </w:r>
+      <w:r>
+        <w:rPr>
+          <w:rFonts w:ascii="Helvetica" w:hAnsi="Helvetica" w:cs="Helvetica"/>
+          <w:sz w:val="25"/>
+          <w:sz-cs w:val="25"/>
+          <w:spacing w:val="0"/>
+          <w:color w:val="151312"/>
+        </w:rPr>
+        <w:t xml:space="preserve">.</w:t>
       </w:r>
     </w:p>
     <w:p>
@@ -5277,7 +5543,7 @@
           <w:spacing w:val="0"/>
           <w:color w:val="151312"/>
         </w:rPr>
-        <w:t xml:space="preserve">11. Alerts</w:t>
+        <w:t xml:space="preserve">11. Auth</w:t>
       </w:r>
     </w:p>
     <w:p>
@@ -5331,33 +5597,99 @@
           <w:spacing w:val="0"/>
           <w:color w:val="151312"/>
         </w:rPr>
-        <w:t xml:space="preserve">Alert dispatcher</w:t>
-      </w:r>
-    </w:p>
-    <w:p>
-      <w:pPr/>
-      <w:r>
-        <w:rPr>
-          <w:rFonts w:ascii="Helvetica" w:hAnsi="Helvetica" w:cs="Helvetica"/>
-          <w:sz w:val="25"/>
-          <w:sz-cs w:val="25"/>
-          <w:spacing w:val="0"/>
-          <w:color w:val="151312"/>
-        </w:rPr>
-        <w:t xml:space="preserve">Main file</w:t>
-      </w:r>
-    </w:p>
-    <w:p>
-      <w:pPr/>
-      <w:r>
-        <w:rPr>
-          <w:rFonts w:ascii=".AppleSystemUIFontMonospaced" w:hAnsi=".AppleSystemUIFontMonospaced" w:cs=".AppleSystemUIFontMonospaced"/>
-          <w:sz w:val="23"/>
-          <w:sz-cs w:val="23"/>
-          <w:spacing w:val="0"/>
-          <w:color w:val="151312"/>
-        </w:rPr>
-        <w:t xml:space="preserve">backend/app/alerts.py</w:t>
+        <w:t xml:space="preserve">Static API tokens</w:t>
+      </w:r>
+    </w:p>
+    <w:p>
+      <w:pPr/>
+      <w:r>
+        <w:rPr>
+          <w:rFonts w:ascii="Helvetica" w:hAnsi="Helvetica" w:cs="Helvetica"/>
+          <w:sz w:val="25"/>
+          <w:sz-cs w:val="25"/>
+          <w:spacing w:val="0"/>
+          <w:color w:val="151312"/>
+        </w:rPr>
+        <w:t xml:space="preserve">Responsibility</w:t>
+      </w:r>
+    </w:p>
+    <w:p>
+      <w:pPr/>
+      <w:r>
+        <w:rPr>
+          <w:rFonts w:ascii="Helvetica" w:hAnsi="Helvetica" w:cs="Helvetica"/>
+          <w:sz w:val="25"/>
+          <w:sz-cs w:val="25"/>
+          <w:spacing w:val="0"/>
+          <w:color w:val="151312"/>
+        </w:rPr>
+        <w:t xml:space="preserve">Optional Bearer auth. The token name becomes the audit actor</w:t>
+      </w:r>
+    </w:p>
+    <w:p>
+      <w:pPr/>
+      <w:r>
+        <w:rPr>
+          <w:rFonts w:ascii="Helvetica" w:hAnsi="Helvetica" w:cs="Helvetica"/>
+          <w:sz w:val="25"/>
+          <w:sz-cs w:val="25"/>
+          <w:spacing w:val="0"/>
+          <w:color w:val="151312"/>
+        </w:rPr>
+        <w:t xml:space="preserve">Main files</w:t>
+      </w:r>
+    </w:p>
+    <w:p>
+      <w:pPr/>
+      <w:r>
+        <w:rPr>
+          <w:rFonts w:ascii=".AppleSystemUIFontMonospaced" w:hAnsi=".AppleSystemUIFontMonospaced" w:cs=".AppleSystemUIFontMonospaced"/>
+          <w:sz w:val="23"/>
+          <w:sz-cs w:val="23"/>
+          <w:spacing w:val="0"/>
+          <w:color w:val="151312"/>
+        </w:rPr>
+        <w:t xml:space="preserve">backend/app/auth/__init__.py</w:t>
+      </w:r>
+      <w:r>
+        <w:rPr>
+          <w:rFonts w:ascii="Helvetica" w:hAnsi="Helvetica" w:cs="Helvetica"/>
+          <w:sz w:val="25"/>
+          <w:sz-cs w:val="25"/>
+          <w:spacing w:val="0"/>
+          <w:color w:val="151312"/>
+        </w:rPr>
+        <w:t xml:space="preserve">, </w:t>
+      </w:r>
+      <w:r>
+        <w:rPr>
+          <w:rFonts w:ascii=".AppleSystemUIFontMonospaced" w:hAnsi=".AppleSystemUIFontMonospaced" w:cs=".AppleSystemUIFontMonospaced"/>
+          <w:sz w:val="23"/>
+          <w:sz-cs w:val="23"/>
+          <w:spacing w:val="0"/>
+          <w:color w:val="151312"/>
+        </w:rPr>
+        <w:t xml:space="preserve">backend/app/auth/__main__.py</w:t>
+      </w:r>
+      <w:r>
+        <w:rPr>
+          <w:rFonts w:ascii="Helvetica" w:hAnsi="Helvetica" w:cs="Helvetica"/>
+          <w:sz w:val="25"/>
+          <w:sz-cs w:val="25"/>
+          <w:spacing w:val="0"/>
+          <w:color w:val="151312"/>
+        </w:rPr>
+        <w:t xml:space="preserve">, </w:t>
+      </w:r>
+      <w:r>
+        <w:rPr>
+          <w:rFonts w:ascii=".AppleSystemUIFontMonospaced" w:hAnsi=".AppleSystemUIFontMonospaced" w:cs=".AppleSystemUIFontMonospaced"/>
+          <w:sz w:val="23"/>
+          <w:sz-cs w:val="23"/>
+          <w:spacing w:val="0"/>
+          <w:color w:val="151312"/>
+        </w:rPr>
+        <w:t xml:space="preserve">backend/app/api/common.py</w:t>
       </w:r>
       <w:r>
         <w:rPr>
@@ -5380,86 +5712,166 @@
           <w:spacing w:val="0"/>
           <w:color w:val="151312"/>
         </w:rPr>
-        <w:t xml:space="preserve">Channels</w:t>
-      </w:r>
-    </w:p>
-    <w:p>
-      <w:pPr/>
-      <w:r>
-        <w:rPr>
-          <w:rFonts w:ascii="Helvetica" w:hAnsi="Helvetica" w:cs="Helvetica"/>
-          <w:sz w:val="25"/>
-          <w:sz-cs w:val="25"/>
-          <w:spacing w:val="0"/>
-          <w:color w:val="151312"/>
-        </w:rPr>
-        <w:t xml:space="preserve">Telegram (</w:t>
-      </w:r>
-      <w:r>
-        <w:rPr>
-          <w:rFonts w:ascii=".AppleSystemUIFontMonospaced" w:hAnsi=".AppleSystemUIFontMonospaced" w:cs=".AppleSystemUIFontMonospaced"/>
-          <w:sz w:val="23"/>
-          <w:sz-cs w:val="23"/>
-          <w:spacing w:val="0"/>
-          <w:color w:val="151312"/>
-        </w:rPr>
-        <w:t xml:space="preserve">httpx</w:t>
-      </w:r>
-      <w:r>
-        <w:rPr>
-          <w:rFonts w:ascii="Helvetica" w:hAnsi="Helvetica" w:cs="Helvetica"/>
-          <w:sz w:val="25"/>
-          <w:sz-cs w:val="25"/>
-          <w:spacing w:val="0"/>
-          <w:color w:val="151312"/>
-        </w:rPr>
-        <w:t xml:space="preserve">) and SMTP (</w:t>
-      </w:r>
-      <w:r>
-        <w:rPr>
-          <w:rFonts w:ascii=".AppleSystemUIFontMonospaced" w:hAnsi=".AppleSystemUIFontMonospaced" w:cs=".AppleSystemUIFontMonospaced"/>
-          <w:sz w:val="23"/>
-          <w:sz-cs w:val="23"/>
-          <w:spacing w:val="0"/>
-          <w:color w:val="151312"/>
-        </w:rPr>
-        <w:t xml:space="preserve">smtplib</w:t>
-      </w:r>
-      <w:r>
-        <w:rPr>
-          <w:rFonts w:ascii="Helvetica" w:hAnsi="Helvetica" w:cs="Helvetica"/>
-          <w:sz w:val="25"/>
-          <w:sz-cs w:val="25"/>
-          <w:spacing w:val="0"/>
-          <w:color w:val="151312"/>
-        </w:rPr>
-        <w:t xml:space="preserve">). Either channel is skipped when its settings are empty</w:t>
-      </w:r>
-    </w:p>
-    <w:p>
-      <w:pPr/>
-      <w:r>
-        <w:rPr>
-          <w:rFonts w:ascii="Helvetica" w:hAnsi="Helvetica" w:cs="Helvetica"/>
-          <w:sz w:val="25"/>
-          <w:sz-cs w:val="25"/>
-          <w:spacing w:val="0"/>
-          <w:color w:val="151312"/>
-        </w:rPr>
-        <w:t xml:space="preserve">Failure behaviour</w:t>
-      </w:r>
-    </w:p>
-    <w:p>
-      <w:pPr/>
-      <w:r>
-        <w:rPr>
-          <w:rFonts w:ascii="Helvetica" w:hAnsi="Helvetica" w:cs="Helvetica"/>
-          <w:sz w:val="25"/>
-          <w:sz-cs w:val="25"/>
-          <w:spacing w:val="0"/>
-          <w:color w:val="151312"/>
-        </w:rPr>
-        <w:t xml:space="preserve">Logged. Delivery failure does not block trading</w:t>
+        <w:t xml:space="preserve">Storage of tokens</w:t>
+      </w:r>
+    </w:p>
+    <w:p>
+      <w:pPr/>
+      <w:r>
+        <w:rPr>
+          <w:rFonts w:ascii="Helvetica" w:hAnsi="Helvetica" w:cs="Helvetica"/>
+          <w:sz w:val="25"/>
+          <w:sz-cs w:val="25"/>
+          <w:spacing w:val="0"/>
+          <w:color w:val="151312"/>
+        </w:rPr>
+        <w:t xml:space="preserve">SHA-256 hashes in </w:t>
+      </w:r>
+      <w:r>
+        <w:rPr>
+          <w:rFonts w:ascii=".AppleSystemUIFontMonospaced" w:hAnsi=".AppleSystemUIFontMonospaced" w:cs=".AppleSystemUIFontMonospaced"/>
+          <w:sz w:val="23"/>
+          <w:sz-cs w:val="23"/>
+          <w:spacing w:val="0"/>
+          <w:color w:val="151312"/>
+        </w:rPr>
+        <w:t xml:space="preserve">API_TOKENS</w:t>
+      </w:r>
+      <w:r>
+        <w:rPr>
+          <w:rFonts w:ascii="Helvetica" w:hAnsi="Helvetica" w:cs="Helvetica"/>
+          <w:sz w:val="25"/>
+          <w:sz-cs w:val="25"/>
+          <w:spacing w:val="0"/>
+          <w:color w:val="151312"/>
+        </w:rPr>
+        <w:t xml:space="preserve">. The token itself is printed once by </w:t>
+      </w:r>
+      <w:r>
+        <w:rPr>
+          <w:rFonts w:ascii=".AppleSystemUIFontMonospaced" w:hAnsi=".AppleSystemUIFontMonospaced" w:cs=".AppleSystemUIFontMonospaced"/>
+          <w:sz w:val="23"/>
+          <w:sz-cs w:val="23"/>
+          <w:spacing w:val="0"/>
+          <w:color w:val="151312"/>
+        </w:rPr>
+        <w:t xml:space="preserve">python -m app.auth new-token</w:t>
+      </w:r>
+      <w:r>
+        <w:rPr>
+          <w:rFonts w:ascii="Helvetica" w:hAnsi="Helvetica" w:cs="Helvetica"/>
+          <w:sz w:val="25"/>
+          <w:sz-cs w:val="25"/>
+          <w:spacing w:val="0"/>
+          <w:color w:val="151312"/>
+        </w:rPr>
+        <w:t xml:space="preserve"/>
+      </w:r>
+    </w:p>
+    <w:p>
+      <w:pPr/>
+      <w:r>
+        <w:rPr>
+          <w:rFonts w:ascii="Helvetica" w:hAnsi="Helvetica" w:cs="Helvetica"/>
+          <w:sz w:val="25"/>
+          <w:sz-cs w:val="25"/>
+          <w:spacing w:val="0"/>
+          <w:color w:val="151312"/>
+        </w:rPr>
+        <w:t xml:space="preserve">When </w:t>
+      </w:r>
+      <w:r>
+        <w:rPr>
+          <w:rFonts w:ascii=".AppleSystemUIFontMonospaced" w:hAnsi=".AppleSystemUIFontMonospaced" w:cs=".AppleSystemUIFontMonospaced"/>
+          <w:sz w:val="23"/>
+          <w:sz-cs w:val="23"/>
+          <w:spacing w:val="0"/>
+          <w:color w:val="151312"/>
+        </w:rPr>
+        <w:t xml:space="preserve">API_TOKENS</w:t>
+      </w:r>
+      <w:r>
+        <w:rPr>
+          <w:rFonts w:ascii="Helvetica" w:hAnsi="Helvetica" w:cs="Helvetica"/>
+          <w:sz w:val="25"/>
+          <w:sz-cs w:val="25"/>
+          <w:spacing w:val="0"/>
+          <w:color w:val="151312"/>
+        </w:rPr>
+        <w:t xml:space="preserve"> is empty</w:t>
+      </w:r>
+    </w:p>
+    <w:p>
+      <w:pPr/>
+      <w:r>
+        <w:rPr>
+          <w:rFonts w:ascii="Helvetica" w:hAnsi="Helvetica" w:cs="Helvetica"/>
+          <w:sz w:val="25"/>
+          <w:sz-cs w:val="25"/>
+          <w:spacing w:val="0"/>
+          <w:color w:val="151312"/>
+        </w:rPr>
+        <w:t xml:space="preserve">Research and paper mutating routes accept </w:t>
+      </w:r>
+      <w:r>
+        <w:rPr>
+          <w:rFonts w:ascii=".AppleSystemUIFontMonospaced" w:hAnsi=".AppleSystemUIFontMonospaced" w:cs=".AppleSystemUIFontMonospaced"/>
+          <w:sz w:val="23"/>
+          <w:sz-cs w:val="23"/>
+          <w:spacing w:val="0"/>
+          <w:color w:val="151312"/>
+        </w:rPr>
+        <w:t xml:space="preserve">X-Actor</w:t>
+      </w:r>
+      <w:r>
+        <w:rPr>
+          <w:rFonts w:ascii="Helvetica" w:hAnsi="Helvetica" w:cs="Helvetica"/>
+          <w:sz w:val="25"/>
+          <w:sz-cs w:val="25"/>
+          <w:spacing w:val="0"/>
+          <w:color w:val="151312"/>
+        </w:rPr>
+        <w:t xml:space="preserve">. Credential routes, live account creation, live approval, live start, live veto, live capital events, and </w:t>
+      </w:r>
+      <w:r>
+        <w:rPr>
+          <w:rFonts w:ascii=".AppleSystemUIFontMonospaced" w:hAnsi=".AppleSystemUIFontMonospaced" w:cs=".AppleSystemUIFontMonospaced"/>
+          <w:sz w:val="23"/>
+          <w:sz-cs w:val="23"/>
+          <w:spacing w:val="0"/>
+          <w:color w:val="151312"/>
+        </w:rPr>
+        <w:t xml:space="preserve">stop</w:t>
+      </w:r>
+      <w:r>
+        <w:rPr>
+          <w:rFonts w:ascii="Helvetica" w:hAnsi="Helvetica" w:cs="Helvetica"/>
+          <w:sz w:val="25"/>
+          <w:sz-cs w:val="25"/>
+          <w:spacing w:val="0"/>
+          <w:color w:val="151312"/>
+        </w:rPr>
+        <w:t xml:space="preserve"> with </w:t>
+      </w:r>
+      <w:r>
+        <w:rPr>
+          <w:rFonts w:ascii=".AppleSystemUIFontMonospaced" w:hAnsi=".AppleSystemUIFontMonospaced" w:cs=".AppleSystemUIFontMonospaced"/>
+          <w:sz w:val="23"/>
+          <w:sz-cs w:val="23"/>
+          <w:spacing w:val="0"/>
+          <w:color w:val="151312"/>
+        </w:rPr>
+        <w:t xml:space="preserve">flatten</w:t>
+      </w:r>
+      <w:r>
+        <w:rPr>
+          <w:rFonts w:ascii="Helvetica" w:hAnsi="Helvetica" w:cs="Helvetica"/>
+          <w:sz w:val="25"/>
+          <w:sz-cs w:val="25"/>
+          <w:spacing w:val="0"/>
+          <w:color w:val="151312"/>
+        </w:rPr>
+        <w:t xml:space="preserve"> still return 403</w:t>
       </w:r>
     </w:p>
     <w:p>
@@ -5474,6 +5886,219 @@
           <w:spacing w:val="0"/>
           <w:color w:val="151312"/>
         </w:rPr>
+        <w:t xml:space="preserve">There is no user table and no OAuth login.</w:t>
+      </w:r>
+    </w:p>
+    <w:p>
+      <w:pPr>
+        <w:spacing w:after="280"/>
+      </w:pPr>
+      <w:r>
+        <w:rPr>
+          <w:rFonts w:ascii="Helvetica" w:hAnsi="Helvetica" w:cs="Helvetica"/>
+          <w:sz w:val="28"/>
+          <w:sz-cs w:val="28"/>
+          <w:b/>
+          <w:spacing w:val="0"/>
+          <w:color w:val="151312"/>
+        </w:rPr>
+        <w:t xml:space="preserve">12. Alerts</w:t>
+      </w:r>
+    </w:p>
+    <w:p>
+      <w:pPr/>
+      <w:r>
+        <w:rPr>
+          <w:rFonts w:ascii="Helvetica" w:hAnsi="Helvetica" w:cs="Helvetica"/>
+          <w:sz w:val="25"/>
+          <w:sz-cs w:val="25"/>
+          <w:b/>
+          <w:spacing w:val="0"/>
+          <w:color w:val="151312"/>
+        </w:rPr>
+        <w:t xml:space="preserve">Field</w:t>
+      </w:r>
+    </w:p>
+    <w:p>
+      <w:pPr/>
+      <w:r>
+        <w:rPr>
+          <w:rFonts w:ascii="Helvetica" w:hAnsi="Helvetica" w:cs="Helvetica"/>
+          <w:sz w:val="25"/>
+          <w:sz-cs w:val="25"/>
+          <w:b/>
+          <w:spacing w:val="0"/>
+          <w:color w:val="151312"/>
+        </w:rPr>
+        <w:t xml:space="preserve">Value</w:t>
+      </w:r>
+    </w:p>
+    <w:p>
+      <w:pPr/>
+      <w:r>
+        <w:rPr>
+          <w:rFonts w:ascii="Helvetica" w:hAnsi="Helvetica" w:cs="Helvetica"/>
+          <w:sz w:val="25"/>
+          <w:sz-cs w:val="25"/>
+          <w:spacing w:val="0"/>
+          <w:color w:val="151312"/>
+        </w:rPr>
+        <w:t xml:space="preserve">Name</w:t>
+      </w:r>
+    </w:p>
+    <w:p>
+      <w:pPr/>
+      <w:r>
+        <w:rPr>
+          <w:rFonts w:ascii="Helvetica" w:hAnsi="Helvetica" w:cs="Helvetica"/>
+          <w:sz w:val="25"/>
+          <w:sz-cs w:val="25"/>
+          <w:spacing w:val="0"/>
+          <w:color w:val="151312"/>
+        </w:rPr>
+        <w:t xml:space="preserve">Alert dispatcher</w:t>
+      </w:r>
+    </w:p>
+    <w:p>
+      <w:pPr/>
+      <w:r>
+        <w:rPr>
+          <w:rFonts w:ascii="Helvetica" w:hAnsi="Helvetica" w:cs="Helvetica"/>
+          <w:sz w:val="25"/>
+          <w:sz-cs w:val="25"/>
+          <w:spacing w:val="0"/>
+          <w:color w:val="151312"/>
+        </w:rPr>
+        <w:t xml:space="preserve">Main file</w:t>
+      </w:r>
+    </w:p>
+    <w:p>
+      <w:pPr/>
+      <w:r>
+        <w:rPr>
+          <w:rFonts w:ascii=".AppleSystemUIFontMonospaced" w:hAnsi=".AppleSystemUIFontMonospaced" w:cs=".AppleSystemUIFontMonospaced"/>
+          <w:sz w:val="23"/>
+          <w:sz-cs w:val="23"/>
+          <w:spacing w:val="0"/>
+          <w:color w:val="151312"/>
+        </w:rPr>
+        <w:t xml:space="preserve">backend/app/alerts.py</w:t>
+      </w:r>
+      <w:r>
+        <w:rPr>
+          <w:rFonts w:ascii="Helvetica" w:hAnsi="Helvetica" w:cs="Helvetica"/>
+          <w:sz w:val="25"/>
+          <w:sz-cs w:val="25"/>
+          <w:spacing w:val="0"/>
+          <w:color w:val="151312"/>
+        </w:rPr>
+        <w:t xml:space="preserve"/>
+      </w:r>
+    </w:p>
+    <w:p>
+      <w:pPr/>
+      <w:r>
+        <w:rPr>
+          <w:rFonts w:ascii="Helvetica" w:hAnsi="Helvetica" w:cs="Helvetica"/>
+          <w:sz w:val="25"/>
+          <w:sz-cs w:val="25"/>
+          <w:spacing w:val="0"/>
+          <w:color w:val="151312"/>
+        </w:rPr>
+        <w:t xml:space="preserve">Channels</w:t>
+      </w:r>
+    </w:p>
+    <w:p>
+      <w:pPr/>
+      <w:r>
+        <w:rPr>
+          <w:rFonts w:ascii="Helvetica" w:hAnsi="Helvetica" w:cs="Helvetica"/>
+          <w:sz w:val="25"/>
+          <w:sz-cs w:val="25"/>
+          <w:spacing w:val="0"/>
+          <w:color w:val="151312"/>
+        </w:rPr>
+        <w:t xml:space="preserve">Telegram (</w:t>
+      </w:r>
+      <w:r>
+        <w:rPr>
+          <w:rFonts w:ascii=".AppleSystemUIFontMonospaced" w:hAnsi=".AppleSystemUIFontMonospaced" w:cs=".AppleSystemUIFontMonospaced"/>
+          <w:sz w:val="23"/>
+          <w:sz-cs w:val="23"/>
+          <w:spacing w:val="0"/>
+          <w:color w:val="151312"/>
+        </w:rPr>
+        <w:t xml:space="preserve">httpx</w:t>
+      </w:r>
+      <w:r>
+        <w:rPr>
+          <w:rFonts w:ascii="Helvetica" w:hAnsi="Helvetica" w:cs="Helvetica"/>
+          <w:sz w:val="25"/>
+          <w:sz-cs w:val="25"/>
+          <w:spacing w:val="0"/>
+          <w:color w:val="151312"/>
+        </w:rPr>
+        <w:t xml:space="preserve">) and SMTP (</w:t>
+      </w:r>
+      <w:r>
+        <w:rPr>
+          <w:rFonts w:ascii=".AppleSystemUIFontMonospaced" w:hAnsi=".AppleSystemUIFontMonospaced" w:cs=".AppleSystemUIFontMonospaced"/>
+          <w:sz w:val="23"/>
+          <w:sz-cs w:val="23"/>
+          <w:spacing w:val="0"/>
+          <w:color w:val="151312"/>
+        </w:rPr>
+        <w:t xml:space="preserve">smtplib</w:t>
+      </w:r>
+      <w:r>
+        <w:rPr>
+          <w:rFonts w:ascii="Helvetica" w:hAnsi="Helvetica" w:cs="Helvetica"/>
+          <w:sz w:val="25"/>
+          <w:sz-cs w:val="25"/>
+          <w:spacing w:val="0"/>
+          <w:color w:val="151312"/>
+        </w:rPr>
+        <w:t xml:space="preserve">). Either channel is skipped when its settings are empty</w:t>
+      </w:r>
+    </w:p>
+    <w:p>
+      <w:pPr/>
+      <w:r>
+        <w:rPr>
+          <w:rFonts w:ascii="Helvetica" w:hAnsi="Helvetica" w:cs="Helvetica"/>
+          <w:sz w:val="25"/>
+          <w:sz-cs w:val="25"/>
+          <w:spacing w:val="0"/>
+          <w:color w:val="151312"/>
+        </w:rPr>
+        <w:t xml:space="preserve">Failure behaviour</w:t>
+      </w:r>
+    </w:p>
+    <w:p>
+      <w:pPr/>
+      <w:r>
+        <w:rPr>
+          <w:rFonts w:ascii="Helvetica" w:hAnsi="Helvetica" w:cs="Helvetica"/>
+          <w:sz w:val="25"/>
+          <w:sz-cs w:val="25"/>
+          <w:spacing w:val="0"/>
+          <w:color w:val="151312"/>
+        </w:rPr>
+        <w:t xml:space="preserve">Logged. Delivery failure does not block trading</w:t>
+      </w:r>
+    </w:p>
+    <w:p>
+      <w:pPr>
+        <w:spacing w:after="250"/>
+      </w:pPr>
+      <w:r>
+        <w:rPr>
+          <w:rFonts w:ascii="Helvetica" w:hAnsi="Helvetica" w:cs="Helvetica"/>
+          <w:sz w:val="25"/>
+          <w:sz-cs w:val="25"/>
+          <w:spacing w:val="0"/>
+          <w:color w:val="151312"/>
+        </w:rPr>
         <w:t xml:space="preserve">---</w:t>
       </w:r>
     </w:p>
@@ -5525,7 +6150,7 @@
           <w:spacing w:val="0"/>
           <w:color w:val="151312"/>
         </w:rPr>
-        <w:t xml:space="preserve"> renders three links: Trading Strategy Lab (</w:t>
+        <w:t xml:space="preserve"> renders five links: Dashboard (</w:t>
       </w:r>
       <w:r>
         <w:rPr>
@@ -5536,6 +6161,46 @@
           <w:color w:val="151312"/>
         </w:rPr>
         <w:t xml:space="preserve">/</w:t>
+      </w:r>
+      <w:r>
+        <w:rPr>
+          <w:rFonts w:ascii="Helvetica" w:hAnsi="Helvetica" w:cs="Helvetica"/>
+          <w:sz w:val="25"/>
+          <w:sz-cs w:val="25"/>
+          <w:spacing w:val="0"/>
+          <w:color w:val="151312"/>
+        </w:rPr>
+        <w:t xml:space="preserve">), Markets (</w:t>
+      </w:r>
+      <w:r>
+        <w:rPr>
+          <w:rFonts w:ascii=".AppleSystemUIFontMonospaced" w:hAnsi=".AppleSystemUIFontMonospaced" w:cs=".AppleSystemUIFontMonospaced"/>
+          <w:sz w:val="23"/>
+          <w:sz-cs w:val="23"/>
+          <w:spacing w:val="0"/>
+          <w:color w:val="151312"/>
+        </w:rPr>
+        <w:t xml:space="preserve">/markets</w:t>
+      </w:r>
+      <w:r>
+        <w:rPr>
+          <w:rFonts w:ascii="Helvetica" w:hAnsi="Helvetica" w:cs="Helvetica"/>
+          <w:sz w:val="25"/>
+          <w:sz-cs w:val="25"/>
+          <w:spacing w:val="0"/>
+          <w:color w:val="151312"/>
+        </w:rPr>
+        <w:t xml:space="preserve">), Strategy Lab (</w:t>
+      </w:r>
+      <w:r>
+        <w:rPr>
+          <w:rFonts w:ascii=".AppleSystemUIFontMonospaced" w:hAnsi=".AppleSystemUIFontMonospaced" w:cs=".AppleSystemUIFontMonospaced"/>
+          <w:sz w:val="23"/>
+          <w:sz-cs w:val="23"/>
+          <w:spacing w:val="0"/>
+          <w:color w:val="151312"/>
+        </w:rPr>
+        <w:t xml:space="preserve">/lab</w:t>
       </w:r>
       <w:r>
         <w:rPr>
@@ -5774,7 +6439,119 @@
           <w:spacing w:val="0"/>
           <w:color w:val="151312"/>
         </w:rPr>
-        <w:t xml:space="preserve">Ingest, demo, review run, strategy and report reads, trade list</w:t>
+        <w:t xml:space="preserve">Index quotes, paper positions and orders. An exit link opens </w:t>
+      </w:r>
+      <w:r>
+        <w:rPr>
+          <w:rFonts w:ascii=".AppleSystemUIFontMonospaced" w:hAnsi=".AppleSystemUIFontMonospaced" w:cs=".AppleSystemUIFontMonospaced"/>
+          <w:sz w:val="23"/>
+          <w:sz-cs w:val="23"/>
+          <w:spacing w:val="0"/>
+          <w:color w:val="151312"/>
+        </w:rPr>
+        <w:t xml:space="preserve">/markets</w:t>
+      </w:r>
+      <w:r>
+        <w:rPr>
+          <w:rFonts w:ascii="Helvetica" w:hAnsi="Helvetica" w:cs="Helvetica"/>
+          <w:sz w:val="25"/>
+          <w:sz-cs w:val="25"/>
+          <w:spacing w:val="0"/>
+          <w:color w:val="151312"/>
+        </w:rPr>
+        <w:t xml:space="preserve"> with the closing order pre-filled</w:t>
+      </w:r>
+    </w:p>
+    <w:p>
+      <w:pPr/>
+      <w:r>
+        <w:rPr>
+          <w:rFonts w:ascii=".AppleSystemUIFontMonospaced" w:hAnsi=".AppleSystemUIFontMonospaced" w:cs=".AppleSystemUIFontMonospaced"/>
+          <w:sz w:val="23"/>
+          <w:sz-cs w:val="23"/>
+          <w:spacing w:val="0"/>
+          <w:color w:val="151312"/>
+        </w:rPr>
+        <w:t xml:space="preserve">/markets</w:t>
+      </w:r>
+      <w:r>
+        <w:rPr>
+          <w:rFonts w:ascii="Helvetica" w:hAnsi="Helvetica" w:cs="Helvetica"/>
+          <w:sz w:val="25"/>
+          <w:sz-cs w:val="25"/>
+          <w:spacing w:val="0"/>
+          <w:color w:val="151312"/>
+        </w:rPr>
+        <w:t xml:space="preserve"/>
+      </w:r>
+    </w:p>
+    <w:p>
+      <w:pPr/>
+      <w:r>
+        <w:rPr>
+          <w:rFonts w:ascii="Helvetica" w:hAnsi="Helvetica" w:cs="Helvetica"/>
+          <w:sz w:val="25"/>
+          <w:sz-cs w:val="25"/>
+          <w:spacing w:val="0"/>
+          <w:color w:val="151312"/>
+        </w:rPr>
+        <w:t xml:space="preserve">Quotes, candles with previous-day and pivot levels (</w:t>
+      </w:r>
+      <w:r>
+        <w:rPr>
+          <w:rFonts w:ascii=".AppleSystemUIFontMonospaced" w:hAnsi=".AppleSystemUIFontMonospaced" w:cs=".AppleSystemUIFontMonospaced"/>
+          <w:sz w:val="23"/>
+          <w:sz-cs w:val="23"/>
+          <w:spacing w:val="0"/>
+          <w:color w:val="151312"/>
+        </w:rPr>
+        <w:t xml:space="preserve">CandleChart</w:t>
+      </w:r>
+      <w:r>
+        <w:rPr>
+          <w:rFonts w:ascii="Helvetica" w:hAnsi="Helvetica" w:cs="Helvetica"/>
+          <w:sz w:val="25"/>
+          <w:sz-cs w:val="25"/>
+          <w:spacing w:val="0"/>
+          <w:color w:val="151312"/>
+        </w:rPr>
+        <w:t xml:space="preserve">), paper order placement, positions and orders</w:t>
+      </w:r>
+    </w:p>
+    <w:p>
+      <w:pPr/>
+      <w:r>
+        <w:rPr>
+          <w:rFonts w:ascii=".AppleSystemUIFontMonospaced" w:hAnsi=".AppleSystemUIFontMonospaced" w:cs=".AppleSystemUIFontMonospaced"/>
+          <w:sz w:val="23"/>
+          <w:sz-cs w:val="23"/>
+          <w:spacing w:val="0"/>
+          <w:color w:val="151312"/>
+        </w:rPr>
+        <w:t xml:space="preserve">/lab</w:t>
+      </w:r>
+      <w:r>
+        <w:rPr>
+          <w:rFonts w:ascii="Helvetica" w:hAnsi="Helvetica" w:cs="Helvetica"/>
+          <w:sz w:val="25"/>
+          <w:sz-cs w:val="25"/>
+          <w:spacing w:val="0"/>
+          <w:color w:val="151312"/>
+        </w:rPr>
+        <w:t xml:space="preserve"/>
+      </w:r>
+    </w:p>
+    <w:p>
+      <w:pPr/>
+      <w:r>
+        <w:rPr>
+          <w:rFonts w:ascii="Helvetica" w:hAnsi="Helvetica" w:cs="Helvetica"/>
+          <w:sz w:val="25"/>
+          <w:sz-cs w:val="25"/>
+          <w:spacing w:val="0"/>
+          <w:color w:val="151312"/>
+        </w:rPr>
+        <w:t xml:space="preserve">Ingest, clarifying questions and re-extract, demo, review run, strategy and report reads, trade list</w:t>
       </w:r>
     </w:p>
     <w:p>
@@ -6174,6 +6951,65 @@
       </w:r>
     </w:p>
     <w:p>
+      <w:pPr/>
+      <w:r>
+        <w:rPr>
+          <w:rFonts w:ascii="Helvetica" w:hAnsi="Helvetica" w:cs="Helvetica"/>
+          <w:sz w:val="25"/>
+          <w:sz-cs w:val="25"/>
+          <w:spacing w:val="0"/>
+          <w:color w:val="151312"/>
+        </w:rPr>
+        <w:t xml:space="preserve">Market and paper</w:t>
+      </w:r>
+    </w:p>
+    <w:p>
+      <w:pPr/>
+      <w:r>
+        <w:rPr>
+          <w:rFonts w:ascii=".AppleSystemUIFontMonospaced" w:hAnsi=".AppleSystemUIFontMonospaced" w:cs=".AppleSystemUIFontMonospaced"/>
+          <w:sz w:val="23"/>
+          <w:sz-cs w:val="23"/>
+          <w:spacing w:val="0"/>
+          <w:color w:val="151312"/>
+        </w:rPr>
+        <w:t xml:space="preserve">/api</w:t>
+      </w:r>
+      <w:r>
+        <w:rPr>
+          <w:rFonts w:ascii="Helvetica" w:hAnsi="Helvetica" w:cs="Helvetica"/>
+          <w:sz w:val="25"/>
+          <w:sz-cs w:val="25"/>
+          <w:spacing w:val="0"/>
+          <w:color w:val="151312"/>
+        </w:rPr>
+        <w:t xml:space="preserve"/>
+      </w:r>
+    </w:p>
+    <w:p>
+      <w:pPr/>
+      <w:r>
+        <w:rPr>
+          <w:rFonts w:ascii=".AppleSystemUIFontMonospaced" w:hAnsi=".AppleSystemUIFontMonospaced" w:cs=".AppleSystemUIFontMonospaced"/>
+          <w:sz w:val="23"/>
+          <w:sz-cs w:val="23"/>
+          <w:spacing w:val="0"/>
+          <w:color w:val="151312"/>
+        </w:rPr>
+        <w:t xml:space="preserve">backend/app/api/market.py</w:t>
+      </w:r>
+      <w:r>
+        <w:rPr>
+          <w:rFonts w:ascii="Helvetica" w:hAnsi="Helvetica" w:cs="Helvetica"/>
+          <w:sz w:val="25"/>
+          <w:sz-cs w:val="25"/>
+          <w:spacing w:val="0"/>
+          <w:color w:val="151312"/>
+        </w:rPr>
+        <w:t xml:space="preserve"/>
+      </w:r>
+    </w:p>
+    <w:p>
       <w:pPr>
         <w:spacing w:after="250"/>
       </w:pPr>
@@ -6235,6 +7071,26 @@
           <w:spacing w:val="0"/>
           <w:color w:val="151312"/>
         </w:rPr>
+        <w:t xml:space="preserve">POST /api/ingest/clarify</w:t>
+      </w:r>
+      <w:r>
+        <w:rPr>
+          <w:rFonts w:ascii="Helvetica" w:hAnsi="Helvetica" w:cs="Helvetica"/>
+          <w:sz w:val="25"/>
+          <w:sz-cs w:val="25"/>
+          <w:spacing w:val="0"/>
+          <w:color w:val="151312"/>
+        </w:rPr>
+        <w:t xml:space="preserve">, </w:t>
+      </w:r>
+      <w:r>
+        <w:rPr>
+          <w:rFonts w:ascii=".AppleSystemUIFontMonospaced" w:hAnsi=".AppleSystemUIFontMonospaced" w:cs=".AppleSystemUIFontMonospaced"/>
+          <w:sz w:val="23"/>
+          <w:sz-cs w:val="23"/>
+          <w:spacing w:val="0"/>
+          <w:color w:val="151312"/>
+        </w:rPr>
         <w:t xml:space="preserve">GET /api/ingest-runs/{id}</w:t>
       </w:r>
       <w:r>
@@ -6375,27 +7231,207 @@
           <w:spacing w:val="0"/>
           <w:color w:val="151312"/>
         </w:rPr>
-        <w:t xml:space="preserve">OpenAPI is the FastAPI default at </w:t>
-      </w:r>
-      <w:r>
-        <w:rPr>
-          <w:rFonts w:ascii=".AppleSystemUIFontMonospaced" w:hAnsi=".AppleSystemUIFontMonospaced" w:cs=".AppleSystemUIFontMonospaced"/>
-          <w:sz w:val="23"/>
-          <w:sz-cs w:val="23"/>
-          <w:spacing w:val="0"/>
-          <w:color w:val="151312"/>
-        </w:rPr>
-        <w:t xml:space="preserve">/docs</w:t>
-      </w:r>
-      <w:r>
-        <w:rPr>
-          <w:rFonts w:ascii="Helvetica" w:hAnsi="Helvetica" w:cs="Helvetica"/>
-          <w:sz w:val="25"/>
-          <w:sz-cs w:val="25"/>
-          <w:spacing w:val="0"/>
-          <w:color w:val="151312"/>
-        </w:rPr>
-        <w:t xml:space="preserve">. There is no separate contract file.</w:t>
+        <w:t xml:space="preserve">Market and paper routes are </w:t>
+      </w:r>
+      <w:r>
+        <w:rPr>
+          <w:rFonts w:ascii=".AppleSystemUIFontMonospaced" w:hAnsi=".AppleSystemUIFontMonospaced" w:cs=".AppleSystemUIFontMonospaced"/>
+          <w:sz w:val="23"/>
+          <w:sz-cs w:val="23"/>
+          <w:spacing w:val="0"/>
+          <w:color w:val="151312"/>
+        </w:rPr>
+        <w:t xml:space="preserve">GET /api/market/quotes</w:t>
+      </w:r>
+      <w:r>
+        <w:rPr>
+          <w:rFonts w:ascii="Helvetica" w:hAnsi="Helvetica" w:cs="Helvetica"/>
+          <w:sz w:val="25"/>
+          <w:sz-cs w:val="25"/>
+          <w:spacing w:val="0"/>
+          <w:color w:val="151312"/>
+        </w:rPr>
+        <w:t xml:space="preserve"> (up to 40 symbols), </w:t>
+      </w:r>
+      <w:r>
+        <w:rPr>
+          <w:rFonts w:ascii=".AppleSystemUIFontMonospaced" w:hAnsi=".AppleSystemUIFontMonospaced" w:cs=".AppleSystemUIFontMonospaced"/>
+          <w:sz w:val="23"/>
+          <w:sz-cs w:val="23"/>
+          <w:spacing w:val="0"/>
+          <w:color w:val="151312"/>
+        </w:rPr>
+        <w:t xml:space="preserve">GET /api/market/candles</w:t>
+      </w:r>
+      <w:r>
+        <w:rPr>
+          <w:rFonts w:ascii="Helvetica" w:hAnsi="Helvetica" w:cs="Helvetica"/>
+          <w:sz w:val="25"/>
+          <w:sz-cs w:val="25"/>
+          <w:spacing w:val="0"/>
+          <w:color w:val="151312"/>
+        </w:rPr>
+        <w:t xml:space="preserve"> (</w:t>
+      </w:r>
+      <w:r>
+        <w:rPr>
+          <w:rFonts w:ascii=".AppleSystemUIFontMonospaced" w:hAnsi=".AppleSystemUIFontMonospaced" w:cs=".AppleSystemUIFontMonospaced"/>
+          <w:sz w:val="23"/>
+          <w:sz-cs w:val="23"/>
+          <w:spacing w:val="0"/>
+          <w:color w:val="151312"/>
+        </w:rPr>
+        <w:t xml:space="preserve">1m</w:t>
+      </w:r>
+      <w:r>
+        <w:rPr>
+          <w:rFonts w:ascii="Helvetica" w:hAnsi="Helvetica" w:cs="Helvetica"/>
+          <w:sz w:val="25"/>
+          <w:sz-cs w:val="25"/>
+          <w:spacing w:val="0"/>
+          <w:color w:val="151312"/>
+        </w:rPr>
+        <w:t xml:space="preserve">, </w:t>
+      </w:r>
+      <w:r>
+        <w:rPr>
+          <w:rFonts w:ascii=".AppleSystemUIFontMonospaced" w:hAnsi=".AppleSystemUIFontMonospaced" w:cs=".AppleSystemUIFontMonospaced"/>
+          <w:sz w:val="23"/>
+          <w:sz-cs w:val="23"/>
+          <w:spacing w:val="0"/>
+          <w:color w:val="151312"/>
+        </w:rPr>
+        <w:t xml:space="preserve">5m</w:t>
+      </w:r>
+      <w:r>
+        <w:rPr>
+          <w:rFonts w:ascii="Helvetica" w:hAnsi="Helvetica" w:cs="Helvetica"/>
+          <w:sz w:val="25"/>
+          <w:sz-cs w:val="25"/>
+          <w:spacing w:val="0"/>
+          <w:color w:val="151312"/>
+        </w:rPr>
+        <w:t xml:space="preserve">, </w:t>
+      </w:r>
+      <w:r>
+        <w:rPr>
+          <w:rFonts w:ascii=".AppleSystemUIFontMonospaced" w:hAnsi=".AppleSystemUIFontMonospaced" w:cs=".AppleSystemUIFontMonospaced"/>
+          <w:sz w:val="23"/>
+          <w:sz-cs w:val="23"/>
+          <w:spacing w:val="0"/>
+          <w:color w:val="151312"/>
+        </w:rPr>
+        <w:t xml:space="preserve">15m</w:t>
+      </w:r>
+      <w:r>
+        <w:rPr>
+          <w:rFonts w:ascii="Helvetica" w:hAnsi="Helvetica" w:cs="Helvetica"/>
+          <w:sz w:val="25"/>
+          <w:sz-cs w:val="25"/>
+          <w:spacing w:val="0"/>
+          <w:color w:val="151312"/>
+        </w:rPr>
+        <w:t xml:space="preserve">, </w:t>
+      </w:r>
+      <w:r>
+        <w:rPr>
+          <w:rFonts w:ascii=".AppleSystemUIFontMonospaced" w:hAnsi=".AppleSystemUIFontMonospaced" w:cs=".AppleSystemUIFontMonospaced"/>
+          <w:sz w:val="23"/>
+          <w:sz-cs w:val="23"/>
+          <w:spacing w:val="0"/>
+          <w:color w:val="151312"/>
+        </w:rPr>
+        <w:t xml:space="preserve">60m</w:t>
+      </w:r>
+      <w:r>
+        <w:rPr>
+          <w:rFonts w:ascii="Helvetica" w:hAnsi="Helvetica" w:cs="Helvetica"/>
+          <w:sz w:val="25"/>
+          <w:sz-cs w:val="25"/>
+          <w:spacing w:val="0"/>
+          <w:color w:val="151312"/>
+        </w:rPr>
+        <w:t xml:space="preserve">, </w:t>
+      </w:r>
+      <w:r>
+        <w:rPr>
+          <w:rFonts w:ascii=".AppleSystemUIFontMonospaced" w:hAnsi=".AppleSystemUIFontMonospaced" w:cs=".AppleSystemUIFontMonospaced"/>
+          <w:sz w:val="23"/>
+          <w:sz-cs w:val="23"/>
+          <w:spacing w:val="0"/>
+          <w:color w:val="151312"/>
+        </w:rPr>
+        <w:t xml:space="preserve">1d</w:t>
+      </w:r>
+      <w:r>
+        <w:rPr>
+          <w:rFonts w:ascii="Helvetica" w:hAnsi="Helvetica" w:cs="Helvetica"/>
+          <w:sz w:val="25"/>
+          <w:sz-cs w:val="25"/>
+          <w:spacing w:val="0"/>
+          <w:color w:val="151312"/>
+        </w:rPr>
+        <w:t xml:space="preserve">), </w:t>
+      </w:r>
+      <w:r>
+        <w:rPr>
+          <w:rFonts w:ascii=".AppleSystemUIFontMonospaced" w:hAnsi=".AppleSystemUIFontMonospaced" w:cs=".AppleSystemUIFontMonospaced"/>
+          <w:sz w:val="23"/>
+          <w:sz-cs w:val="23"/>
+          <w:spacing w:val="0"/>
+          <w:color w:val="151312"/>
+        </w:rPr>
+        <w:t xml:space="preserve">POST /api/paper/orders</w:t>
+      </w:r>
+      <w:r>
+        <w:rPr>
+          <w:rFonts w:ascii="Helvetica" w:hAnsi="Helvetica" w:cs="Helvetica"/>
+          <w:sz w:val="25"/>
+          <w:sz-cs w:val="25"/>
+          <w:spacing w:val="0"/>
+          <w:color w:val="151312"/>
+        </w:rPr>
+        <w:t xml:space="preserve">, </w:t>
+      </w:r>
+      <w:r>
+        <w:rPr>
+          <w:rFonts w:ascii=".AppleSystemUIFontMonospaced" w:hAnsi=".AppleSystemUIFontMonospaced" w:cs=".AppleSystemUIFontMonospaced"/>
+          <w:sz w:val="23"/>
+          <w:sz-cs w:val="23"/>
+          <w:spacing w:val="0"/>
+          <w:color w:val="151312"/>
+        </w:rPr>
+        <w:t xml:space="preserve">GET /api/paper/orders</w:t>
+      </w:r>
+      <w:r>
+        <w:rPr>
+          <w:rFonts w:ascii="Helvetica" w:hAnsi="Helvetica" w:cs="Helvetica"/>
+          <w:sz w:val="25"/>
+          <w:sz-cs w:val="25"/>
+          <w:spacing w:val="0"/>
+          <w:color w:val="151312"/>
+        </w:rPr>
+        <w:t xml:space="preserve">, and </w:t>
+      </w:r>
+      <w:r>
+        <w:rPr>
+          <w:rFonts w:ascii=".AppleSystemUIFontMonospaced" w:hAnsi=".AppleSystemUIFontMonospaced" w:cs=".AppleSystemUIFontMonospaced"/>
+          <w:sz w:val="23"/>
+          <w:sz-cs w:val="23"/>
+          <w:spacing w:val="0"/>
+          <w:color w:val="151312"/>
+        </w:rPr>
+        <w:t xml:space="preserve">GET /api/paper/positions</w:t>
+      </w:r>
+      <w:r>
+        <w:rPr>
+          <w:rFonts w:ascii="Helvetica" w:hAnsi="Helvetica" w:cs="Helvetica"/>
+          <w:sz w:val="25"/>
+          <w:sz-cs w:val="25"/>
+          <w:spacing w:val="0"/>
+          <w:color w:val="151312"/>
+        </w:rPr>
+        <w:t xml:space="preserve">. Quotes and candles return 400 for an unknown symbol, and candles return 502 when Yahoo is unreachable.</w:t>
       </w:r>
     </w:p>
     <w:p>
@@ -6410,6 +7446,41 @@
           <w:spacing w:val="0"/>
           <w:color w:val="151312"/>
         </w:rPr>
+        <w:t xml:space="preserve">OpenAPI is the FastAPI default at </w:t>
+      </w:r>
+      <w:r>
+        <w:rPr>
+          <w:rFonts w:ascii=".AppleSystemUIFontMonospaced" w:hAnsi=".AppleSystemUIFontMonospaced" w:cs=".AppleSystemUIFontMonospaced"/>
+          <w:sz w:val="23"/>
+          <w:sz-cs w:val="23"/>
+          <w:spacing w:val="0"/>
+          <w:color w:val="151312"/>
+        </w:rPr>
+        <w:t xml:space="preserve">/docs</w:t>
+      </w:r>
+      <w:r>
+        <w:rPr>
+          <w:rFonts w:ascii="Helvetica" w:hAnsi="Helvetica" w:cs="Helvetica"/>
+          <w:sz w:val="25"/>
+          <w:sz-cs w:val="25"/>
+          <w:spacing w:val="0"/>
+          <w:color w:val="151312"/>
+        </w:rPr>
+        <w:t xml:space="preserve">. There is no separate contract file.</w:t>
+      </w:r>
+    </w:p>
+    <w:p>
+      <w:pPr>
+        <w:spacing w:after="250"/>
+      </w:pPr>
+      <w:r>
+        <w:rPr>
+          <w:rFonts w:ascii="Helvetica" w:hAnsi="Helvetica" w:cs="Helvetica"/>
+          <w:sz w:val="25"/>
+          <w:sz-cs w:val="25"/>
+          <w:spacing w:val="0"/>
+          <w:color w:val="151312"/>
+        </w:rPr>
         <w:t xml:space="preserve">---</w:t>
       </w:r>
     </w:p>
@@ -6716,27 +7787,67 @@
           <w:spacing w:val="0"/>
           <w:color w:val="151312"/>
         </w:rPr>
-        <w:t xml:space="preserve">The extractor emits a </w:t>
-      </w:r>
-      <w:r>
-        <w:rPr>
-          <w:rFonts w:ascii=".AppleSystemUIFontMonospaced" w:hAnsi=".AppleSystemUIFontMonospaced" w:cs=".AppleSystemUIFontMonospaced"/>
-          <w:sz w:val="23"/>
-          <w:sz-cs w:val="23"/>
-          <w:spacing w:val="0"/>
-          <w:color w:val="151312"/>
-        </w:rPr>
-        <w:t xml:space="preserve">rules:</w:t>
-      </w:r>
-      <w:r>
-        <w:rPr>
-          <w:rFonts w:ascii="Helvetica" w:hAnsi="Helvetica" w:cs="Helvetica"/>
-          <w:sz w:val="25"/>
-          <w:sz-cs w:val="25"/>
-          <w:spacing w:val="0"/>
-          <w:color w:val="151312"/>
-        </w:rPr>
-        <w:t xml:space="preserve"> block and does not invent thresholds. Unexpressed rules go into Gaps.</w:t>
+        <w:t xml:space="preserve">6. The response, and </w:t>
+      </w:r>
+      <w:r>
+        <w:rPr>
+          <w:rFonts w:ascii=".AppleSystemUIFontMonospaced" w:hAnsi=".AppleSystemUIFontMonospaced" w:cs=".AppleSystemUIFontMonospaced"/>
+          <w:sz w:val="23"/>
+          <w:sz-cs w:val="23"/>
+          <w:spacing w:val="0"/>
+          <w:color w:val="151312"/>
+        </w:rPr>
+        <w:t xml:space="preserve">GET /api/strategies/{id}</w:t>
+      </w:r>
+      <w:r>
+        <w:rPr>
+          <w:rFonts w:ascii="Helvetica" w:hAnsi="Helvetica" w:cs="Helvetica"/>
+          <w:sz w:val="25"/>
+          <w:sz-cs w:val="25"/>
+          <w:spacing w:val="0"/>
+          <w:color w:val="151312"/>
+        </w:rPr>
+        <w:t xml:space="preserve">, include </w:t>
+      </w:r>
+      <w:r>
+        <w:rPr>
+          <w:rFonts w:ascii=".AppleSystemUIFontMonospaced" w:hAnsi=".AppleSystemUIFontMonospaced" w:cs=".AppleSystemUIFontMonospaced"/>
+          <w:sz w:val="23"/>
+          <w:sz-cs w:val="23"/>
+          <w:spacing w:val="0"/>
+          <w:color w:val="151312"/>
+        </w:rPr>
+        <w:t xml:space="preserve">questions</w:t>
+      </w:r>
+      <w:r>
+        <w:rPr>
+          <w:rFonts w:ascii="Helvetica" w:hAnsi="Helvetica" w:cs="Helvetica"/>
+          <w:sz w:val="25"/>
+          <w:sz-cs w:val="25"/>
+          <w:spacing w:val="0"/>
+          <w:color w:val="151312"/>
+        </w:rPr>
+        <w:t xml:space="preserve"> from </w:t>
+      </w:r>
+      <w:r>
+        <w:rPr>
+          <w:rFonts w:ascii=".AppleSystemUIFontMonospaced" w:hAnsi=".AppleSystemUIFontMonospaced" w:cs=".AppleSystemUIFontMonospaced"/>
+          <w:sz w:val="23"/>
+          <w:sz-cs w:val="23"/>
+          <w:spacing w:val="0"/>
+          <w:color w:val="151312"/>
+        </w:rPr>
+        <w:t xml:space="preserve">clarifying_questions</w:t>
+      </w:r>
+      <w:r>
+        <w:rPr>
+          <w:rFonts w:ascii="Helvetica" w:hAnsi="Helvetica" w:cs="Helvetica"/>
+          <w:sz w:val="25"/>
+          <w:sz-cs w:val="25"/>
+          <w:spacing w:val="0"/>
+          <w:color w:val="151312"/>
+        </w:rPr>
+        <w:t xml:space="preserve">. Required questions cover a missing underlying, structure, entry, stop, target, max lots, or a rule error. Optional ones cover event blackouts, a VIX range, daily entry and loss limits, and each Gap.</w:t>
       </w:r>
     </w:p>
     <w:p>
@@ -6751,6 +7862,76 @@
           <w:spacing w:val="0"/>
           <w:color w:val="151312"/>
         </w:rPr>
+        <w:t xml:space="preserve">7. </w:t>
+      </w:r>
+      <w:r>
+        <w:rPr>
+          <w:rFonts w:ascii=".AppleSystemUIFontMonospaced" w:hAnsi=".AppleSystemUIFontMonospaced" w:cs=".AppleSystemUIFontMonospaced"/>
+          <w:sz w:val="23"/>
+          <w:sz-cs w:val="23"/>
+          <w:spacing w:val="0"/>
+          <w:color w:val="151312"/>
+        </w:rPr>
+        <w:t xml:space="preserve">POST /api/ingest/clarify</w:t>
+      </w:r>
+      <w:r>
+        <w:rPr>
+          <w:rFonts w:ascii="Helvetica" w:hAnsi="Helvetica" w:cs="Helvetica"/>
+          <w:sz w:val="25"/>
+          <w:sz-cs w:val="25"/>
+          <w:spacing w:val="0"/>
+          <w:color w:val="151312"/>
+        </w:rPr>
+        <w:t xml:space="preserve"> turns the author's answers into hints, appends them to the original run's hints, re-extracts from the stored source, and saves a new strategy version. It returns 400 when the version was not ingested from a source, when no LLM key is set, or when no answer was given.</w:t>
+      </w:r>
+    </w:p>
+    <w:p>
+      <w:pPr>
+        <w:spacing w:after="250"/>
+      </w:pPr>
+      <w:r>
+        <w:rPr>
+          <w:rFonts w:ascii="Helvetica" w:hAnsi="Helvetica" w:cs="Helvetica"/>
+          <w:sz w:val="25"/>
+          <w:sz-cs w:val="25"/>
+          <w:spacing w:val="0"/>
+          <w:color w:val="151312"/>
+        </w:rPr>
+        <w:t xml:space="preserve">The extractor emits a </w:t>
+      </w:r>
+      <w:r>
+        <w:rPr>
+          <w:rFonts w:ascii=".AppleSystemUIFontMonospaced" w:hAnsi=".AppleSystemUIFontMonospaced" w:cs=".AppleSystemUIFontMonospaced"/>
+          <w:sz w:val="23"/>
+          <w:sz-cs w:val="23"/>
+          <w:spacing w:val="0"/>
+          <w:color w:val="151312"/>
+        </w:rPr>
+        <w:t xml:space="preserve">rules:</w:t>
+      </w:r>
+      <w:r>
+        <w:rPr>
+          <w:rFonts w:ascii="Helvetica" w:hAnsi="Helvetica" w:cs="Helvetica"/>
+          <w:sz w:val="25"/>
+          <w:sz-cs w:val="25"/>
+          <w:spacing w:val="0"/>
+          <w:color w:val="151312"/>
+        </w:rPr>
+        <w:t xml:space="preserve"> block and does not invent thresholds. Unexpressed rules go into Gaps.</w:t>
+      </w:r>
+    </w:p>
+    <w:p>
+      <w:pPr>
+        <w:spacing w:after="250"/>
+      </w:pPr>
+      <w:r>
+        <w:rPr>
+          <w:rFonts w:ascii="Helvetica" w:hAnsi="Helvetica" w:cs="Helvetica"/>
+          <w:sz w:val="25"/>
+          <w:sz-cs w:val="25"/>
+          <w:spacing w:val="0"/>
+          <w:color w:val="151312"/>
+        </w:rPr>
         <w:t xml:space="preserve">---</w:t>
       </w:r>
     </w:p>
@@ -7066,6 +8247,171 @@
       </w:pPr>
       <w:r>
         <w:rPr>
+          <w:rFonts w:ascii=".AppleSystemUIFontMonospaced" w:hAnsi=".AppleSystemUIFontMonospaced" w:cs=".AppleSystemUIFontMonospaced"/>
+          <w:sz w:val="23"/>
+          <w:sz-cs w:val="23"/>
+          <w:spacing w:val="0"/>
+          <w:color w:val="151312"/>
+        </w:rPr>
+        <w:t xml:space="preserve">verdict_label</w:t>
+      </w:r>
+      <w:r>
+        <w:rPr>
+          <w:rFonts w:ascii="Helvetica" w:hAnsi="Helvetica" w:cs="Helvetica"/>
+          <w:sz w:val="25"/>
+          <w:sz-cs w:val="25"/>
+          <w:spacing w:val="0"/>
+          <w:color w:val="151312"/>
+        </w:rPr>
+        <w:t xml:space="preserve"> is one of </w:t>
+      </w:r>
+      <w:r>
+        <w:rPr>
+          <w:rFonts w:ascii=".AppleSystemUIFontMonospaced" w:hAnsi=".AppleSystemUIFontMonospaced" w:cs=".AppleSystemUIFontMonospaced"/>
+          <w:sz w:val="23"/>
+          <w:sz-cs w:val="23"/>
+          <w:spacing w:val="0"/>
+          <w:color w:val="151312"/>
+        </w:rPr>
+        <w:t xml:space="preserve">Not executable</w:t>
+      </w:r>
+      <w:r>
+        <w:rPr>
+          <w:rFonts w:ascii="Helvetica" w:hAnsi="Helvetica" w:cs="Helvetica"/>
+          <w:sz w:val="25"/>
+          <w:sz-cs w:val="25"/>
+          <w:spacing w:val="0"/>
+          <w:color w:val="151312"/>
+        </w:rPr>
+        <w:t xml:space="preserve">, </w:t>
+      </w:r>
+      <w:r>
+        <w:rPr>
+          <w:rFonts w:ascii=".AppleSystemUIFontMonospaced" w:hAnsi=".AppleSystemUIFontMonospaced" w:cs=".AppleSystemUIFontMonospaced"/>
+          <w:sz w:val="23"/>
+          <w:sz-cs w:val="23"/>
+          <w:spacing w:val="0"/>
+          <w:color w:val="151312"/>
+        </w:rPr>
+        <w:t xml:space="preserve">Profitable</w:t>
+      </w:r>
+      <w:r>
+        <w:rPr>
+          <w:rFonts w:ascii="Helvetica" w:hAnsi="Helvetica" w:cs="Helvetica"/>
+          <w:sz w:val="25"/>
+          <w:sz-cs w:val="25"/>
+          <w:spacing w:val="0"/>
+          <w:color w:val="151312"/>
+        </w:rPr>
+        <w:t xml:space="preserve"> (every scenario passes net checks), </w:t>
+      </w:r>
+      <w:r>
+        <w:rPr>
+          <w:rFonts w:ascii=".AppleSystemUIFontMonospaced" w:hAnsi=".AppleSystemUIFontMonospaced" w:cs=".AppleSystemUIFontMonospaced"/>
+          <w:sz w:val="23"/>
+          <w:sz-cs w:val="23"/>
+          <w:spacing w:val="0"/>
+          <w:color w:val="151312"/>
+        </w:rPr>
+        <w:t xml:space="preserve">Conditional</w:t>
+      </w:r>
+      <w:r>
+        <w:rPr>
+          <w:rFonts w:ascii="Helvetica" w:hAnsi="Helvetica" w:cs="Helvetica"/>
+          <w:sz w:val="25"/>
+          <w:sz-cs w:val="25"/>
+          <w:spacing w:val="0"/>
+          <w:color w:val="151312"/>
+        </w:rPr>
+        <w:t xml:space="preserve"> (some pass), </w:t>
+      </w:r>
+      <w:r>
+        <w:rPr>
+          <w:rFonts w:ascii=".AppleSystemUIFontMonospaced" w:hAnsi=".AppleSystemUIFontMonospaced" w:cs=".AppleSystemUIFontMonospaced"/>
+          <w:sz w:val="23"/>
+          <w:sz-cs w:val="23"/>
+          <w:spacing w:val="0"/>
+          <w:color w:val="151312"/>
+        </w:rPr>
+        <w:t xml:space="preserve">Too few trades</w:t>
+      </w:r>
+      <w:r>
+        <w:rPr>
+          <w:rFonts w:ascii="Helvetica" w:hAnsi="Helvetica" w:cs="Helvetica"/>
+          <w:sz w:val="25"/>
+          <w:sz-cs w:val="25"/>
+          <w:spacing w:val="0"/>
+          <w:color w:val="151312"/>
+        </w:rPr>
+        <w:t xml:space="preserve"> (none pass and every scenario is below </w:t>
+      </w:r>
+      <w:r>
+        <w:rPr>
+          <w:rFonts w:ascii=".AppleSystemUIFontMonospaced" w:hAnsi=".AppleSystemUIFontMonospaced" w:cs=".AppleSystemUIFontMonospaced"/>
+          <w:sz w:val="23"/>
+          <w:sz-cs w:val="23"/>
+          <w:spacing w:val="0"/>
+          <w:color w:val="151312"/>
+        </w:rPr>
+        <w:t xml:space="preserve">VERDICT_MIN_BACKTEST_TRADES</w:t>
+      </w:r>
+      <w:r>
+        <w:rPr>
+          <w:rFonts w:ascii="Helvetica" w:hAnsi="Helvetica" w:cs="Helvetica"/>
+          <w:sz w:val="25"/>
+          <w:sz-cs w:val="25"/>
+          <w:spacing w:val="0"/>
+          <w:color w:val="151312"/>
+        </w:rPr>
+        <w:t xml:space="preserve"> or </w:t>
+      </w:r>
+      <w:r>
+        <w:rPr>
+          <w:rFonts w:ascii=".AppleSystemUIFontMonospaced" w:hAnsi=".AppleSystemUIFontMonospaced" w:cs=".AppleSystemUIFontMonospaced"/>
+          <w:sz w:val="23"/>
+          <w:sz-cs w:val="23"/>
+          <w:spacing w:val="0"/>
+          <w:color w:val="151312"/>
+        </w:rPr>
+        <w:t xml:space="preserve">VERDICT_MIN_FORWARD_TRADES</w:t>
+      </w:r>
+      <w:r>
+        <w:rPr>
+          <w:rFonts w:ascii="Helvetica" w:hAnsi="Helvetica" w:cs="Helvetica"/>
+          <w:sz w:val="25"/>
+          <w:sz-cs w:val="25"/>
+          <w:spacing w:val="0"/>
+          <w:color w:val="151312"/>
+        </w:rPr>
+        <w:t xml:space="preserve">), or </w:t>
+      </w:r>
+      <w:r>
+        <w:rPr>
+          <w:rFonts w:ascii=".AppleSystemUIFontMonospaced" w:hAnsi=".AppleSystemUIFontMonospaced" w:cs=".AppleSystemUIFontMonospaced"/>
+          <w:sz w:val="23"/>
+          <w:sz-cs w:val="23"/>
+          <w:spacing w:val="0"/>
+          <w:color w:val="151312"/>
+        </w:rPr>
+        <w:t xml:space="preserve">Not profitable</w:t>
+      </w:r>
+      <w:r>
+        <w:rPr>
+          <w:rFonts w:ascii="Helvetica" w:hAnsi="Helvetica" w:cs="Helvetica"/>
+          <w:sz w:val="25"/>
+          <w:sz-cs w:val="25"/>
+          <w:spacing w:val="0"/>
+          <w:color w:val="151312"/>
+        </w:rPr>
+        <w:t xml:space="preserve">. The verdict also counts scenarios that lose money before costs and scenarios with too few trades, and the narrative names both.</w:t>
+      </w:r>
+    </w:p>
+    <w:p>
+      <w:pPr>
+        <w:spacing w:after="250"/>
+      </w:pPr>
+      <w:r>
+        <w:rPr>
           <w:rFonts w:ascii="Helvetica" w:hAnsi="Helvetica" w:cs="Helvetica"/>
           <w:sz w:val="25"/>
           <w:sz-cs w:val="25"/>
@@ -8616,7 +9962,7 @@
           <w:spacing w:val="0"/>
           <w:color w:val="151312"/>
         </w:rPr>
-        <w:t xml:space="preserve">0005_sim_v3</w:t>
+        <w:t xml:space="preserve">0006_paper_orders</w:t>
       </w:r>
       <w:r>
         <w:rPr>
@@ -9877,6 +11223,114 @@
           <w:spacing w:val="0"/>
           <w:color w:val="151312"/>
         </w:rPr>
+        <w:t xml:space="preserve">Manual paper orders</w:t>
+      </w:r>
+    </w:p>
+    <w:p>
+      <w:pPr/>
+      <w:r>
+        <w:rPr>
+          <w:rFonts w:ascii="Helvetica" w:hAnsi="Helvetica" w:cs="Helvetica"/>
+          <w:sz w:val="25"/>
+          <w:sz-cs w:val="25"/>
+          <w:spacing w:val="0"/>
+          <w:color w:val="151312"/>
+        </w:rPr>
+        <w:t xml:space="preserve">Present</w:t>
+      </w:r>
+    </w:p>
+    <w:p>
+      <w:pPr/>
+      <w:r>
+        <w:rPr>
+          <w:rFonts w:ascii=".AppleSystemUIFontMonospaced" w:hAnsi=".AppleSystemUIFontMonospaced" w:cs=".AppleSystemUIFontMonospaced"/>
+          <w:sz w:val="23"/>
+          <w:sz-cs w:val="23"/>
+          <w:spacing w:val="0"/>
+          <w:color w:val="151312"/>
+        </w:rPr>
+        <w:t xml:space="preserve">backend/app/api/market.py</w:t>
+      </w:r>
+      <w:r>
+        <w:rPr>
+          <w:rFonts w:ascii="Helvetica" w:hAnsi="Helvetica" w:cs="Helvetica"/>
+          <w:sz w:val="25"/>
+          <w:sz-cs w:val="25"/>
+          <w:spacing w:val="0"/>
+          <w:color w:val="151312"/>
+        </w:rPr>
+        <w:t xml:space="preserve">, </w:t>
+      </w:r>
+      <w:r>
+        <w:rPr>
+          <w:rFonts w:ascii=".AppleSystemUIFontMonospaced" w:hAnsi=".AppleSystemUIFontMonospaced" w:cs=".AppleSystemUIFontMonospaced"/>
+          <w:sz w:val="23"/>
+          <w:sz-cs w:val="23"/>
+          <w:spacing w:val="0"/>
+          <w:color w:val="151312"/>
+        </w:rPr>
+        <w:t xml:space="preserve">backend/app/paper.py</w:t>
+      </w:r>
+      <w:r>
+        <w:rPr>
+          <w:rFonts w:ascii="Helvetica" w:hAnsi="Helvetica" w:cs="Helvetica"/>
+          <w:sz w:val="25"/>
+          <w:sz-cs w:val="25"/>
+          <w:spacing w:val="0"/>
+          <w:color w:val="151312"/>
+        </w:rPr>
+        <w:t xml:space="preserve"/>
+      </w:r>
+    </w:p>
+    <w:p>
+      <w:pPr/>
+      <w:r>
+        <w:rPr>
+          <w:rFonts w:ascii="Helvetica" w:hAnsi="Helvetica" w:cs="Helvetica"/>
+          <w:sz w:val="25"/>
+          <w:sz-cs w:val="25"/>
+          <w:spacing w:val="0"/>
+          <w:color w:val="151312"/>
+        </w:rPr>
+        <w:t xml:space="preserve">Real-time or MCX market data</w:t>
+      </w:r>
+    </w:p>
+    <w:p>
+      <w:pPr/>
+      <w:r>
+        <w:rPr>
+          <w:rFonts w:ascii="Helvetica" w:hAnsi="Helvetica" w:cs="Helvetica"/>
+          <w:sz w:val="25"/>
+          <w:sz-cs w:val="25"/>
+          <w:spacing w:val="0"/>
+          <w:color w:val="151312"/>
+        </w:rPr>
+        <w:t xml:space="preserve">Absent</w:t>
+      </w:r>
+    </w:p>
+    <w:p>
+      <w:pPr/>
+      <w:r>
+        <w:rPr>
+          <w:rFonts w:ascii="Helvetica" w:hAnsi="Helvetica" w:cs="Helvetica"/>
+          <w:sz w:val="25"/>
+          <w:sz-cs w:val="25"/>
+          <w:spacing w:val="0"/>
+          <w:color w:val="151312"/>
+        </w:rPr>
+        <w:t xml:space="preserve">Quotes come from Yahoo, delayed. Commodities are global futures in USD</w:t>
+      </w:r>
+    </w:p>
+    <w:p>
+      <w:pPr/>
+      <w:r>
+        <w:rPr>
+          <w:rFonts w:ascii="Helvetica" w:hAnsi="Helvetica" w:cs="Helvetica"/>
+          <w:sz w:val="25"/>
+          <w:sz-cs w:val="25"/>
+          <w:spacing w:val="0"/>
+          <w:color w:val="151312"/>
+        </w:rPr>
         <w:t xml:space="preserve">Sandbox broker</w:t>
       </w:r>
     </w:p>
@@ -10389,7 +11843,27 @@
           <w:spacing w:val="0"/>
           <w:color w:val="151312"/>
         </w:rPr>
-        <w:t xml:space="preserve"> → ingest row and strategy version → </w:t>
+        <w:t xml:space="preserve"> → ingest row and strategy version → optional </w:t>
+      </w:r>
+      <w:r>
+        <w:rPr>
+          <w:rFonts w:ascii=".AppleSystemUIFontMonospaced" w:hAnsi=".AppleSystemUIFontMonospaced" w:cs=".AppleSystemUIFontMonospaced"/>
+          <w:sz w:val="23"/>
+          <w:sz-cs w:val="23"/>
+          <w:spacing w:val="0"/>
+          <w:color w:val="151312"/>
+        </w:rPr>
+        <w:t xml:space="preserve">POST /api/ingest/clarify</w:t>
+      </w:r>
+      <w:r>
+        <w:rPr>
+          <w:rFonts w:ascii="Helvetica" w:hAnsi="Helvetica" w:cs="Helvetica"/>
+          <w:sz w:val="25"/>
+          <w:sz-cs w:val="25"/>
+          <w:spacing w:val="0"/>
+          <w:color w:val="151312"/>
+        </w:rPr>
+        <w:t xml:space="preserve"> → new ingest row and strategy version → </w:t>
       </w:r>
       <w:r>
         <w:rPr>
@@ -10576,7 +12050,7 @@
           <w:spacing w:val="0"/>
           <w:color w:val="151312"/>
         </w:rPr>
-        <w:t xml:space="preserve">Kill switch</w:t>
+        <w:t xml:space="preserve">Manual paper trade</w:t>
       </w:r>
     </w:p>
     <w:p>
@@ -10585,43 +12059,149 @@
       </w:pPr>
       <w:r>
         <w:rPr>
-          <w:rFonts w:ascii=".AppleSystemUIFontMonospaced" w:hAnsi=".AppleSystemUIFontMonospaced" w:cs=".AppleSystemUIFontMonospaced"/>
-          <w:sz w:val="23"/>
-          <w:sz-cs w:val="23"/>
-          <w:spacing w:val="0"/>
-          <w:color w:val="151312"/>
-        </w:rPr>
-        <w:t xml:space="preserve">POST /api/live/deployments/{id}/stop</w:t>
-      </w:r>
-      <w:r>
-        <w:rPr>
-          <w:rFonts w:ascii="Helvetica" w:hAnsi="Helvetica" w:cs="Helvetica"/>
-          <w:sz w:val="25"/>
-          <w:sz-cs w:val="25"/>
-          <w:spacing w:val="0"/>
-          <w:color w:val="151312"/>
-        </w:rPr>
-        <w:t xml:space="preserve"> writes the stop first, then cancels working orders. Protective stops stay unless </w:t>
-      </w:r>
-      <w:r>
-        <w:rPr>
-          <w:rFonts w:ascii=".AppleSystemUIFontMonospaced" w:hAnsi=".AppleSystemUIFontMonospaced" w:cs=".AppleSystemUIFontMonospaced"/>
-          <w:sz w:val="23"/>
-          <w:sz-cs w:val="23"/>
-          <w:spacing w:val="0"/>
-          <w:color w:val="151312"/>
-        </w:rPr>
-        <w:t xml:space="preserve">flatten</w:t>
-      </w:r>
-      <w:r>
-        <w:rPr>
-          <w:rFonts w:ascii="Helvetica" w:hAnsi="Helvetica" w:cs="Helvetica"/>
-          <w:sz w:val="25"/>
-          <w:sz-cs w:val="25"/>
-          <w:spacing w:val="0"/>
-          <w:color w:val="151312"/>
-        </w:rPr>
-        <w:t xml:space="preserve"> is true. Flatten requires a token, closes open positions, and then cancels the remaining stops.</w:t>
+          <w:rFonts w:ascii="Helvetica" w:hAnsi="Helvetica" w:cs="Helvetica"/>
+          <w:sz w:val="25"/>
+          <w:sz-cs w:val="25"/>
+          <w:spacing w:val="0"/>
+          <w:color w:val="151312"/>
+        </w:rPr>
+        <w:t xml:space="preserve">Browser on </w:t>
+      </w:r>
+      <w:r>
+        <w:rPr>
+          <w:rFonts w:ascii=".AppleSystemUIFontMonospaced" w:hAnsi=".AppleSystemUIFontMonospaced" w:cs=".AppleSystemUIFontMonospaced"/>
+          <w:sz w:val="23"/>
+          <w:sz-cs w:val="23"/>
+          <w:spacing w:val="0"/>
+          <w:color w:val="151312"/>
+        </w:rPr>
+        <w:t xml:space="preserve">/markets</w:t>
+      </w:r>
+      <w:r>
+        <w:rPr>
+          <w:rFonts w:ascii="Helvetica" w:hAnsi="Helvetica" w:cs="Helvetica"/>
+          <w:sz w:val="25"/>
+          <w:sz-cs w:val="25"/>
+          <w:spacing w:val="0"/>
+          <w:color w:val="151312"/>
+        </w:rPr>
+        <w:t xml:space="preserve"> → </w:t>
+      </w:r>
+      <w:r>
+        <w:rPr>
+          <w:rFonts w:ascii=".AppleSystemUIFontMonospaced" w:hAnsi=".AppleSystemUIFontMonospaced" w:cs=".AppleSystemUIFontMonospaced"/>
+          <w:sz w:val="23"/>
+          <w:sz-cs w:val="23"/>
+          <w:spacing w:val="0"/>
+          <w:color w:val="151312"/>
+        </w:rPr>
+        <w:t xml:space="preserve">GET /api/market/candles</w:t>
+      </w:r>
+      <w:r>
+        <w:rPr>
+          <w:rFonts w:ascii="Helvetica" w:hAnsi="Helvetica" w:cs="Helvetica"/>
+          <w:sz w:val="25"/>
+          <w:sz-cs w:val="25"/>
+          <w:spacing w:val="0"/>
+          <w:color w:val="151312"/>
+        </w:rPr>
+        <w:t xml:space="preserve"> → FastAPI → Yahoo → </w:t>
+      </w:r>
+      <w:r>
+        <w:rPr>
+          <w:rFonts w:ascii=".AppleSystemUIFontMonospaced" w:hAnsi=".AppleSystemUIFontMonospaced" w:cs=".AppleSystemUIFontMonospaced"/>
+          <w:sz w:val="23"/>
+          <w:sz-cs w:val="23"/>
+          <w:spacing w:val="0"/>
+          <w:color w:val="151312"/>
+        </w:rPr>
+        <w:t xml:space="preserve">POST /api/paper/orders</w:t>
+      </w:r>
+      <w:r>
+        <w:rPr>
+          <w:rFonts w:ascii="Helvetica" w:hAnsi="Helvetica" w:cs="Helvetica"/>
+          <w:sz w:val="25"/>
+          <w:sz-cs w:val="25"/>
+          <w:spacing w:val="0"/>
+          <w:color w:val="151312"/>
+        </w:rPr>
+        <w:t xml:space="preserve"> → </w:t>
+      </w:r>
+      <w:r>
+        <w:rPr>
+          <w:rFonts w:ascii=".AppleSystemUIFontMonospaced" w:hAnsi=".AppleSystemUIFontMonospaced" w:cs=".AppleSystemUIFontMonospaced"/>
+          <w:sz w:val="23"/>
+          <w:sz-cs w:val="23"/>
+          <w:spacing w:val="0"/>
+          <w:color w:val="151312"/>
+        </w:rPr>
+        <w:t xml:space="preserve">paper_orders</w:t>
+      </w:r>
+      <w:r>
+        <w:rPr>
+          <w:rFonts w:ascii="Helvetica" w:hAnsi="Helvetica" w:cs="Helvetica"/>
+          <w:sz w:val="25"/>
+          <w:sz-cs w:val="25"/>
+          <w:spacing w:val="0"/>
+          <w:color w:val="151312"/>
+        </w:rPr>
+        <w:t xml:space="preserve"> row with charges, plus a </w:t>
+      </w:r>
+      <w:r>
+        <w:rPr>
+          <w:rFonts w:ascii=".AppleSystemUIFontMonospaced" w:hAnsi=".AppleSystemUIFontMonospaced" w:cs=".AppleSystemUIFontMonospaced"/>
+          <w:sz w:val="23"/>
+          <w:sz-cs w:val="23"/>
+          <w:spacing w:val="0"/>
+          <w:color w:val="151312"/>
+        </w:rPr>
+        <w:t xml:space="preserve">paper.order_placed</w:t>
+      </w:r>
+      <w:r>
+        <w:rPr>
+          <w:rFonts w:ascii="Helvetica" w:hAnsi="Helvetica" w:cs="Helvetica"/>
+          <w:sz w:val="25"/>
+          <w:sz-cs w:val="25"/>
+          <w:spacing w:val="0"/>
+          <w:color w:val="151312"/>
+        </w:rPr>
+        <w:t xml:space="preserve"> audit event → </w:t>
+      </w:r>
+      <w:r>
+        <w:rPr>
+          <w:rFonts w:ascii=".AppleSystemUIFontMonospaced" w:hAnsi=".AppleSystemUIFontMonospaced" w:cs=".AppleSystemUIFontMonospaced"/>
+          <w:sz w:val="23"/>
+          <w:sz-cs w:val="23"/>
+          <w:spacing w:val="0"/>
+          <w:color w:val="151312"/>
+        </w:rPr>
+        <w:t xml:space="preserve">GET /api/paper/positions</w:t>
+      </w:r>
+      <w:r>
+        <w:rPr>
+          <w:rFonts w:ascii="Helvetica" w:hAnsi="Helvetica" w:cs="Helvetica"/>
+          <w:sz w:val="25"/>
+          <w:sz-cs w:val="25"/>
+          <w:spacing w:val="0"/>
+          <w:color w:val="151312"/>
+        </w:rPr>
+        <w:t xml:space="preserve"> → positions netted from orders and marked at the latest quote.</w:t>
+      </w:r>
+    </w:p>
+    <w:p>
+      <w:pPr>
+        <w:spacing w:after="280"/>
+      </w:pPr>
+      <w:r>
+        <w:rPr>
+          <w:rFonts w:ascii="Helvetica" w:hAnsi="Helvetica" w:cs="Helvetica"/>
+          <w:sz w:val="28"/>
+          <w:sz-cs w:val="28"/>
+          <w:b/>
+          <w:spacing w:val="0"/>
+          <w:color w:val="151312"/>
+        </w:rPr>
+        <w:t xml:space="preserve">Kill switch</w:t>
       </w:r>
     </w:p>
     <w:p>
@@ -10630,6 +12210,51 @@
       </w:pPr>
       <w:r>
         <w:rPr>
+          <w:rFonts w:ascii=".AppleSystemUIFontMonospaced" w:hAnsi=".AppleSystemUIFontMonospaced" w:cs=".AppleSystemUIFontMonospaced"/>
+          <w:sz w:val="23"/>
+          <w:sz-cs w:val="23"/>
+          <w:spacing w:val="0"/>
+          <w:color w:val="151312"/>
+        </w:rPr>
+        <w:t xml:space="preserve">POST /api/live/deployments/{id}/stop</w:t>
+      </w:r>
+      <w:r>
+        <w:rPr>
+          <w:rFonts w:ascii="Helvetica" w:hAnsi="Helvetica" w:cs="Helvetica"/>
+          <w:sz w:val="25"/>
+          <w:sz-cs w:val="25"/>
+          <w:spacing w:val="0"/>
+          <w:color w:val="151312"/>
+        </w:rPr>
+        <w:t xml:space="preserve"> writes the stop first, then cancels working orders. Protective stops stay unless </w:t>
+      </w:r>
+      <w:r>
+        <w:rPr>
+          <w:rFonts w:ascii=".AppleSystemUIFontMonospaced" w:hAnsi=".AppleSystemUIFontMonospaced" w:cs=".AppleSystemUIFontMonospaced"/>
+          <w:sz w:val="23"/>
+          <w:sz-cs w:val="23"/>
+          <w:spacing w:val="0"/>
+          <w:color w:val="151312"/>
+        </w:rPr>
+        <w:t xml:space="preserve">flatten</w:t>
+      </w:r>
+      <w:r>
+        <w:rPr>
+          <w:rFonts w:ascii="Helvetica" w:hAnsi="Helvetica" w:cs="Helvetica"/>
+          <w:sz w:val="25"/>
+          <w:sz-cs w:val="25"/>
+          <w:spacing w:val="0"/>
+          <w:color w:val="151312"/>
+        </w:rPr>
+        <w:t xml:space="preserve"> is true. Flatten requires a token, closes open positions, and then cancels the remaining stops.</w:t>
+      </w:r>
+    </w:p>
+    <w:p>
+      <w:pPr>
+        <w:spacing w:after="250"/>
+      </w:pPr>
+      <w:r>
+        <w:rPr>
           <w:rFonts w:ascii="Helvetica" w:hAnsi="Helvetica" w:cs="Helvetica"/>
           <w:sz w:val="25"/>
           <w:sz-cs w:val="25"/>
@@ -11099,6 +12724,65 @@
           <w:spacing w:val="0"/>
           <w:color w:val="151312"/>
         </w:rPr>
+        <w:t xml:space="preserve">FastAPI market routes</w:t>
+      </w:r>
+    </w:p>
+    <w:p>
+      <w:pPr/>
+      <w:r>
+        <w:rPr>
+          <w:rFonts w:ascii="Helvetica" w:hAnsi="Helvetica" w:cs="Helvetica"/>
+          <w:sz w:val="25"/>
+          <w:sz-cs w:val="25"/>
+          <w:spacing w:val="0"/>
+          <w:color w:val="151312"/>
+        </w:rPr>
+        <w:t xml:space="preserve">Yahoo Finance</w:t>
+      </w:r>
+    </w:p>
+    <w:p>
+      <w:pPr/>
+      <w:r>
+        <w:rPr>
+          <w:rFonts w:ascii="Helvetica" w:hAnsi="Helvetica" w:cs="Helvetica"/>
+          <w:sz w:val="25"/>
+          <w:sz-cs w:val="25"/>
+          <w:spacing w:val="0"/>
+          <w:color w:val="151312"/>
+        </w:rPr>
+        <w:t xml:space="preserve">HTTPS via </w:t>
+      </w:r>
+      <w:r>
+        <w:rPr>
+          <w:rFonts w:ascii=".AppleSystemUIFontMonospaced" w:hAnsi=".AppleSystemUIFontMonospaced" w:cs=".AppleSystemUIFontMonospaced"/>
+          <w:sz w:val="23"/>
+          <w:sz-cs w:val="23"/>
+          <w:spacing w:val="0"/>
+          <w:color w:val="151312"/>
+        </w:rPr>
+        <w:t xml:space="preserve">httpx</w:t>
+      </w:r>
+      <w:r>
+        <w:rPr>
+          <w:rFonts w:ascii="Helvetica" w:hAnsi="Helvetica" w:cs="Helvetica"/>
+          <w:sz w:val="25"/>
+          <w:sz-cs w:val="25"/>
+          <w:spacing w:val="0"/>
+          <w:color w:val="151312"/>
+        </w:rPr>
+        <w:t xml:space="preserve">, per request, not cached</w:t>
+      </w:r>
+    </w:p>
+    <w:p>
+      <w:pPr/>
+      <w:r>
+        <w:rPr>
+          <w:rFonts w:ascii="Helvetica" w:hAnsi="Helvetica" w:cs="Helvetica"/>
+          <w:sz w:val="25"/>
+          <w:sz-cs w:val="25"/>
+          <w:spacing w:val="0"/>
+          <w:color w:val="151312"/>
+        </w:rPr>
         <w:t xml:space="preserve">Alerts</w:t>
       </w:r>
     </w:p>
@@ -11351,6 +13035,19 @@
           <w:spacing w:val="0"/>
           <w:color w:val="151312"/>
         </w:rPr>
+        <w:t xml:space="preserve">  YF[Yahoo Finance]</w:t>
+      </w:r>
+    </w:p>
+    <w:p>
+      <w:pPr/>
+      <w:r>
+        <w:rPr>
+          <w:rFonts w:ascii=".AppleSystemUIFontMonospaced" w:hAnsi=".AppleSystemUIFontMonospaced" w:cs=".AppleSystemUIFontMonospaced"/>
+          <w:sz w:val="23"/>
+          <w:sz-cs w:val="23"/>
+          <w:spacing w:val="0"/>
+          <w:color w:val="151312"/>
+        </w:rPr>
         <w:t xml:space="preserve"/>
       </w:r>
     </w:p>
@@ -11391,6 +13088,19 @@
           <w:color w:val="151312"/>
         </w:rPr>
         <w:t xml:space="preserve">  API --&gt; LIVE</w:t>
+      </w:r>
+    </w:p>
+    <w:p>
+      <w:pPr/>
+      <w:r>
+        <w:rPr>
+          <w:rFonts w:ascii=".AppleSystemUIFontMonospaced" w:hAnsi=".AppleSystemUIFontMonospaced" w:cs=".AppleSystemUIFontMonospaced"/>
+          <w:sz w:val="23"/>
+          <w:sz-cs w:val="23"/>
+          <w:spacing w:val="0"/>
+          <w:color w:val="151312"/>
+        </w:rPr>
+        <w:t xml:space="preserve">  API --&gt; YF</w:t>
       </w:r>
     </w:p>
     <w:p>
@@ -12142,7 +13852,99 @@
           <w:spacing w:val="0"/>
           <w:color w:val="151312"/>
         </w:rPr>
-        <w:t xml:space="preserve">backend/alembic/versions/0005_sim_v3.py</w:t>
+        <w:t xml:space="preserve">backend/alembic/versions/0006_paper_orders.py</w:t>
+      </w:r>
+      <w:r>
+        <w:rPr>
+          <w:rFonts w:ascii="Helvetica" w:hAnsi="Helvetica" w:cs="Helvetica"/>
+          <w:sz w:val="25"/>
+          <w:sz-cs w:val="25"/>
+          <w:spacing w:val="0"/>
+          <w:color w:val="151312"/>
+        </w:rPr>
+        <w:t xml:space="preserve"/>
+      </w:r>
+    </w:p>
+    <w:p>
+      <w:pPr/>
+      <w:r>
+        <w:rPr>
+          <w:rFonts w:ascii="Helvetica" w:hAnsi="Helvetica" w:cs="Helvetica"/>
+          <w:sz w:val="25"/>
+          <w:sz-cs w:val="25"/>
+          <w:spacing w:val="0"/>
+          <w:color w:val="151312"/>
+        </w:rPr>
+        <w:t xml:space="preserve">Market and paper routes</w:t>
+      </w:r>
+    </w:p>
+    <w:p>
+      <w:pPr/>
+      <w:r>
+        <w:rPr>
+          <w:rFonts w:ascii=".AppleSystemUIFontMonospaced" w:hAnsi=".AppleSystemUIFontMonospaced" w:cs=".AppleSystemUIFontMonospaced"/>
+          <w:sz w:val="23"/>
+          <w:sz-cs w:val="23"/>
+          <w:spacing w:val="0"/>
+          <w:color w:val="151312"/>
+        </w:rPr>
+        <w:t xml:space="preserve">backend/app/api/market.py</w:t>
+      </w:r>
+      <w:r>
+        <w:rPr>
+          <w:rFonts w:ascii="Helvetica" w:hAnsi="Helvetica" w:cs="Helvetica"/>
+          <w:sz w:val="25"/>
+          <w:sz-cs w:val="25"/>
+          <w:spacing w:val="0"/>
+          <w:color w:val="151312"/>
+        </w:rPr>
+        <w:t xml:space="preserve">, </w:t>
+      </w:r>
+      <w:r>
+        <w:rPr>
+          <w:rFonts w:ascii=".AppleSystemUIFontMonospaced" w:hAnsi=".AppleSystemUIFontMonospaced" w:cs=".AppleSystemUIFontMonospaced"/>
+          <w:sz w:val="23"/>
+          <w:sz-cs w:val="23"/>
+          <w:spacing w:val="0"/>
+          <w:color w:val="151312"/>
+        </w:rPr>
+        <w:t xml:space="preserve">backend/app/paper.py</w:t>
+      </w:r>
+      <w:r>
+        <w:rPr>
+          <w:rFonts w:ascii="Helvetica" w:hAnsi="Helvetica" w:cs="Helvetica"/>
+          <w:sz w:val="25"/>
+          <w:sz-cs w:val="25"/>
+          <w:spacing w:val="0"/>
+          <w:color w:val="151312"/>
+        </w:rPr>
+        <w:t xml:space="preserve"/>
+      </w:r>
+    </w:p>
+    <w:p>
+      <w:pPr/>
+      <w:r>
+        <w:rPr>
+          <w:rFonts w:ascii="Helvetica" w:hAnsi="Helvetica" w:cs="Helvetica"/>
+          <w:sz w:val="25"/>
+          <w:sz-cs w:val="25"/>
+          <w:spacing w:val="0"/>
+          <w:color w:val="151312"/>
+        </w:rPr>
+        <w:t xml:space="preserve">Clarifying questions</w:t>
+      </w:r>
+    </w:p>
+    <w:p>
+      <w:pPr/>
+      <w:r>
+        <w:rPr>
+          <w:rFonts w:ascii=".AppleSystemUIFontMonospaced" w:hAnsi=".AppleSystemUIFontMonospaced" w:cs=".AppleSystemUIFontMonospaced"/>
+          <w:sz w:val="23"/>
+          <w:sz-cs w:val="23"/>
+          <w:spacing w:val="0"/>
+          <w:color w:val="151312"/>
+        </w:rPr>
+        <w:t xml:space="preserve">backend/app/strategies/clarify.py</w:t>
       </w:r>
       <w:r>
         <w:rPr>

--- a/DocumentsAndDiagrams/docx/CURRENT_SYSTEM_ARCHITECTURE_ANALYSIS.docx
+++ b/DocumentsAndDiagrams/docx/CURRENT_SYSTEM_ARCHITECTURE_ANALYSIS.docx
@@ -11776,6 +11776,50 @@
       </w:r>
     </w:p>
     <w:p>
+      <w:pPr/>
+      <w:r>
+        <w:rPr>
+          <w:rFonts w:ascii="Helvetica" w:hAnsi="Helvetica" w:cs="Helvetica"/>
+          <w:sz w:val="25"/>
+          <w:sz-cs w:val="25"/>
+          <w:spacing w:val="0"/>
+          <w:color w:val="151312"/>
+        </w:rPr>
+        <w:t xml:space="preserve"/>
+      </w:r>
+      <w:r>
+        <w:rPr>
+          <w:rFonts w:ascii="Helvetica" w:hAnsi="Helvetica" w:cs="Helvetica"/>
+          <w:sz w:val="25"/>
+          <w:sz-cs w:val="25"/>
+          <w:spacing w:val="0"/>
+          <w:color w:val="151312"/>
+        </w:rPr>
+        <w:t xml:space="preserve"> </w:t>
+      </w:r>
+      <w:r>
+        <w:rPr>
+          <w:rFonts w:ascii="Helvetica" w:hAnsi="Helvetica" w:cs="Helvetica"/>
+          <w:sz w:val="25"/>
+          <w:sz-cs w:val="25"/>
+          <w:spacing w:val="0"/>
+          <w:color w:val="151312"/>
+        </w:rPr>
+        <w:t xml:space="preserve"/>
+      </w:r>
+      <w:r>
+        <w:rPr>
+          <w:rFonts w:ascii="Helvetica" w:hAnsi="Helvetica" w:cs="Helvetica"/>
+          <w:sz w:val="28"/>
+          <w:sz-cs w:val="28"/>
+          <w:b/>
+          <w:spacing w:val="0"/>
+          <w:color w:val="151312"/>
+        </w:rPr>
+        <w:t xml:space="preserve"/>
+      </w:r>
+    </w:p>
+    <w:p>
       <w:pPr>
         <w:spacing w:after="280"/>
       </w:pPr>
@@ -11792,6 +11836,29 @@
       </w:r>
     </w:p>
     <w:p>
+      <w:pPr/>
+      <w:r>
+        <w:rPr>
+          <w:rFonts w:ascii="Helvetica" w:hAnsi="Helvetica" w:cs="Helvetica"/>
+          <w:sz w:val="25"/>
+          <w:sz-cs w:val="25"/>
+          <w:spacing w:val="0"/>
+          <w:color w:val="151312"/>
+        </w:rPr>
+        <w:t xml:space="preserve"/>
+      </w:r>
+      <w:r>
+        <w:rPr>
+          <w:rFonts w:ascii="Helvetica" w:hAnsi="Helvetica" w:cs="Helvetica"/>
+          <w:sz w:val="25"/>
+          <w:sz-cs w:val="25"/>
+          <w:spacing w:val="0"/>
+          <w:color w:val="151312"/>
+        </w:rPr>
+        <w:t xml:space="preserve"/>
+      </w:r>
+    </w:p>
+    <w:p>
       <w:pPr>
         <w:spacing w:after="250"/>
       </w:pPr>
@@ -11923,6 +11990,29 @@
       </w:r>
     </w:p>
     <w:p>
+      <w:pPr/>
+      <w:r>
+        <w:rPr>
+          <w:rFonts w:ascii="Helvetica" w:hAnsi="Helvetica" w:cs="Helvetica"/>
+          <w:sz w:val="25"/>
+          <w:sz-cs w:val="25"/>
+          <w:spacing w:val="0"/>
+          <w:color w:val="151312"/>
+        </w:rPr>
+        <w:t xml:space="preserve"/>
+      </w:r>
+      <w:r>
+        <w:rPr>
+          <w:rFonts w:ascii="Helvetica" w:hAnsi="Helvetica" w:cs="Helvetica"/>
+          <w:sz w:val="25"/>
+          <w:sz-cs w:val="25"/>
+          <w:spacing w:val="0"/>
+          <w:color w:val="151312"/>
+        </w:rPr>
+        <w:t xml:space="preserve"/>
+      </w:r>
+    </w:p>
+    <w:p>
       <w:pPr>
         <w:spacing w:after="250"/>
       </w:pPr>
@@ -12051,6 +12141,29 @@
           <w:color w:val="151312"/>
         </w:rPr>
         <w:t xml:space="preserve">Manual paper trade</w:t>
+      </w:r>
+    </w:p>
+    <w:p>
+      <w:pPr/>
+      <w:r>
+        <w:rPr>
+          <w:rFonts w:ascii="Helvetica" w:hAnsi="Helvetica" w:cs="Helvetica"/>
+          <w:sz w:val="25"/>
+          <w:sz-cs w:val="25"/>
+          <w:spacing w:val="0"/>
+          <w:color w:val="151312"/>
+        </w:rPr>
+        <w:t xml:space="preserve"/>
+      </w:r>
+      <w:r>
+        <w:rPr>
+          <w:rFonts w:ascii="Helvetica" w:hAnsi="Helvetica" w:cs="Helvetica"/>
+          <w:sz w:val="25"/>
+          <w:sz-cs w:val="25"/>
+          <w:spacing w:val="0"/>
+          <w:color w:val="151312"/>
+        </w:rPr>
+        <w:t xml:space="preserve"/>
       </w:r>
     </w:p>
     <w:p>
